--- a/entregables/Entrega_Gold_Standard_y_Benchmark_OCR.docx
+++ b/entregables/Entrega_Gold_Standard_y_Benchmark_OCR.docx
@@ -245,7 +245,7 @@
         <w:rPr>
           <w:sz w:val="22"/>
         </w:rPr>
-        <w:t>Este documento responde cinco preguntas centrales sobre cómo se eligió el motor de Reconocimiento Óptico de Caracteres (OCR) del proyecto:</w:t>
+        <w:t>Este documento consolida cinco preguntas centrales sobre la selección del motor de Reconocimiento Óptico de Caracteres (OCR) del proyecto:</w:t>
       </w:r>
     </w:p>
     <w:p>
@@ -253,7 +253,7 @@
         <w:pStyle w:val="ListNumber"/>
       </w:pPr>
       <w:r>
-        <w:t>¿Qué es un "gold standard" y cómo se construyó el nuestro?</w:t>
+        <w:t>¿Cómo se construyó el Gold Standard del proyecto?</w:t>
       </w:r>
     </w:p>
     <w:p>
@@ -261,7 +261,7 @@
         <w:pStyle w:val="ListNumber"/>
       </w:pPr>
       <w:r>
-        <w:t>¿Para qué sirve ese gold?</w:t>
+        <w:t>¿Cuál es el propósito de ese Gold Standard?</w:t>
       </w:r>
     </w:p>
     <w:p>
@@ -269,7 +269,7 @@
         <w:pStyle w:val="ListNumber"/>
       </w:pPr>
       <w:r>
-        <w:t>¿Qué motores OCR se compararon?</w:t>
+        <w:t>¿Qué motores OCR se evaluaron y cuáles se descartaron?</w:t>
       </w:r>
     </w:p>
     <w:p>
@@ -285,7 +285,7 @@
         <w:pStyle w:val="ListNumber"/>
       </w:pPr>
       <w:r>
-        <w:t>¿Qué motor se eligió y por qué?</w:t>
+        <w:t>¿Qué motor se eligió y con qué justificación?</w:t>
       </w:r>
     </w:p>
     <w:p>
@@ -293,7 +293,7 @@
         <w:rPr>
           <w:sz w:val="22"/>
         </w:rPr>
-        <w:t>Se siguió un diseño experimental riguroso sobre 15 documentos transcritos manualmente por un humano, aplicando métricas estándar de la literatura OCR y una métrica específica para el dominio del proyecto (extracción de entidades). La decisión final se sustenta en una regla documentada antes de ejecutar el experimento — principio de objetividad científica.</w:t>
+        <w:t>El diseño experimental se ejecutó sobre un Gold Standard de 15 documentos del corpus SECOP transcritos manualmente (36 páginas de texto humano). Se compararon dos motores OCR (EasyOCR y Tesseract) mediante cuatro métricas estándar. La decisión final se sustentó en una regla predefinida que garantiza objetividad metodológica.</w:t>
       </w:r>
     </w:p>
     <w:p>
@@ -306,7 +306,7 @@
         <w:pStyle w:val="Heading1"/>
       </w:pPr>
       <w:r>
-        <w:t>1. Qué es el "gold standard" y por qué es importante</w:t>
+        <w:t>1. El Gold Standard: fundamento de la evaluación</w:t>
       </w:r>
     </w:p>
     <w:p>
@@ -314,7 +314,7 @@
         <w:pStyle w:val="Heading2"/>
       </w:pPr>
       <w:r>
-        <w:t>1.1 Explicación para cualquier lector</w:t>
+        <w:t>1.1 ¿Qué es un Gold Standard?</w:t>
       </w:r>
     </w:p>
     <w:p>
@@ -322,7 +322,7 @@
         <w:rPr>
           <w:sz w:val="22"/>
         </w:rPr>
-        <w:t>Cuando queremos saber si una herramienta automática funciona bien, necesitamos compararla contra algo que sepamos que es correcto. En inteligencia artificial, ese "algo correcto" se llama gold standard o ground truth (verdad de referencia).</w:t>
+        <w:t>Para determinar si una herramienta automática funciona correctamente, se necesita un punto de referencia confiable. En Inteligencia Artificial, ese punto de referencia se denomina Gold Standard (también llamado Ground Truth o "verdad de referencia").</w:t>
       </w:r>
     </w:p>
     <w:p>
@@ -330,7 +330,15 @@
         <w:rPr>
           <w:sz w:val="22"/>
         </w:rPr>
-        <w:t>Piénselo así: si usted compra una balanza y quiere saber si mide bien, pesa objetos de peso conocido (1 kg, 5 kg, 10 kg de referencia). Esos pesos oficiales son el "gold standard" de su balanza. Sin ellos, no puede responder "¿qué tan precisa es?".</w:t>
+        <w:t>Una analogía ayuda a entenderlo: cuando se calibra una balanza, se pesan objetos con peso conocido (pesas patrón certificadas). Esas pesas son el gold standard de la balanza. Sin ellas, no se puede responder a la pregunta "¿qué tan precisa es esta balanza?". En este proyecto, el gold standard está compuesto por 15 documentos del corpus SECOP que un anotador humano leyó y transcribió carácter por carácter. Esa transcripción humana funciona como "la verdad" contra la cual se miden los motores OCR.</w:t>
+      </w:r>
+    </w:p>
+    <w:p>
+      <w:pPr>
+        <w:pStyle w:val="Heading2"/>
+      </w:pPr>
+      <w:r>
+        <w:t>1.2 Función del Gold Standard en las cuatro fases del proyecto</w:t>
       </w:r>
     </w:p>
     <w:p>
@@ -338,23 +346,7 @@
         <w:rPr>
           <w:sz w:val="22"/>
         </w:rPr>
-        <w:t>En nuestro proyecto, el gold standard es un conjunto de 15 documentos del corpus SECOP que un humano leyó y transcribió letra por letra. Esa transcripción humana es "la verdad". Cuando un motor OCR procesa esos mismos 15 documentos, comparamos su salida contra la transcripción humana y medimos errores.</w:t>
-      </w:r>
-    </w:p>
-    <w:p>
-      <w:pPr>
-        <w:pStyle w:val="Heading2"/>
-      </w:pPr>
-      <w:r>
-        <w:t>1.2 Para qué sirve en el proyecto</w:t>
-      </w:r>
-    </w:p>
-    <w:p>
-      <w:r>
-        <w:rPr>
-          <w:sz w:val="22"/>
-        </w:rPr>
-        <w:t>El gold cumple cuatro roles a lo largo del ciclo de vida del proyecto:</w:t>
+        <w:t>El gold cumple cuatro roles durante el ciclo de vida completo del proyecto:</w:t>
       </w:r>
     </w:p>
     <w:tbl>
@@ -400,7 +392,7 @@
                 <w:color w:val="FFFFFF"/>
                 <w:sz w:val="20"/>
               </w:rPr>
-              <w:t>Cuándo se usa</w:t>
+              <w:t>Fase del proyecto</w:t>
             </w:r>
           </w:p>
         </w:tc>
@@ -417,7 +409,7 @@
                 <w:color w:val="FFFFFF"/>
                 <w:sz w:val="20"/>
               </w:rPr>
-              <w:t>Cómo se usa</w:t>
+              <w:t>Uso específico</w:t>
             </w:r>
           </w:p>
         </w:tc>
@@ -447,7 +439,7 @@
               <w:rPr>
                 <w:sz w:val="20"/>
               </w:rPr>
-              <w:t>Fase 2.1.1 (este documento)</w:t>
+              <w:t>2.1.1 — Este documento</w:t>
             </w:r>
           </w:p>
         </w:tc>
@@ -461,7 +453,7 @@
               <w:rPr>
                 <w:sz w:val="20"/>
               </w:rPr>
-              <w:t>Medir la calidad de cada motor OCR contra texto humano</w:t>
+              <w:t>Medir la calidad de cada motor OCR contra el texto humano de referencia</w:t>
             </w:r>
           </w:p>
         </w:tc>
@@ -477,7 +469,7 @@
               <w:rPr>
                 <w:sz w:val="20"/>
               </w:rPr>
-              <w:t>Validación de pre-anotaciones (LFs)</w:t>
+              <w:t>Validación de pre-anotaciones</w:t>
             </w:r>
           </w:p>
         </w:tc>
@@ -491,7 +483,7 @@
               <w:rPr>
                 <w:sz w:val="20"/>
               </w:rPr>
-              <w:t>Fase 2.2 (RUT)</w:t>
+              <w:t>2.2 — Weak Supervision RUT</w:t>
             </w:r>
           </w:p>
         </w:tc>
@@ -535,7 +527,7 @@
               <w:rPr>
                 <w:sz w:val="20"/>
               </w:rPr>
-              <w:t>Fase 2.1.4 (cierre)</w:t>
+              <w:t>2.1.4 — Cierre de gaps OCR</w:t>
             </w:r>
           </w:p>
         </w:tc>
@@ -549,7 +541,7 @@
               <w:rPr>
                 <w:sz w:val="20"/>
               </w:rPr>
-              <w:t>Confirmar que los 13,254 páginas finales mantienen la calidad medida</w:t>
+              <w:t>Confirmar que las 13,254 páginas finales mantienen la calidad medida</w:t>
             </w:r>
           </w:p>
         </w:tc>
@@ -565,7 +557,7 @@
               <w:rPr>
                 <w:sz w:val="20"/>
               </w:rPr>
-              <w:t>Evaluación final F1</w:t>
+              <w:t>Evaluación de F1 del modelo NER</w:t>
             </w:r>
           </w:p>
         </w:tc>
@@ -579,7 +571,7 @@
               <w:rPr>
                 <w:sz w:val="20"/>
               </w:rPr>
-              <w:t>Fase 4</w:t>
+              <w:t>Fase 4 — Evaluación final</w:t>
             </w:r>
           </w:p>
         </w:tc>
@@ -593,7 +585,7 @@
               <w:rPr>
                 <w:sz w:val="20"/>
               </w:rPr>
-              <w:t>Comparar la extracción del modelo NER fine-tuneado contra etiquetas humanas</w:t>
+              <w:t>Comparar la extracción del modelo fine-tuneado contra etiquetas humanas</w:t>
             </w:r>
           </w:p>
         </w:tc>
@@ -604,7 +596,7 @@
         <w:rPr>
           <w:sz w:val="22"/>
         </w:rPr>
-        <w:t>Sin un gold estándar, la pregunta "¿funciona mi sistema?" no tiene respuesta cuantificable. Este es el principio metodológico central de CRISP-DM (Wirth &amp; Hipp, 2000) y de toda evaluación experimental rigurosa en procesamiento de lenguaje natural (Manning et al., 2008).</w:t>
+        <w:t>Sin un gold estándar, la pregunta "¿funciona este sistema?" no tiene respuesta cuantificable. Este es el principio metodológico central de CRISP-DM (Wirth &amp; Hipp, 2000) y de toda evaluación experimental rigurosa en procesamiento de lenguaje natural (Manning, Raghavan &amp; Schütze, 2008).</w:t>
       </w:r>
     </w:p>
     <w:p>
@@ -612,7 +604,7 @@
         <w:pStyle w:val="Heading2"/>
       </w:pPr>
       <w:r>
-        <w:t>1.3 Composición de la muestra</w:t>
+        <w:t>1.3 Diseño muestral: 15 documentos representativos</w:t>
       </w:r>
     </w:p>
     <w:p>
@@ -620,7 +612,7 @@
         <w:rPr>
           <w:sz w:val="22"/>
         </w:rPr>
-        <w:t>La composición de los 15 documentos se definió ANTES de ejecutar el benchmark, bajo tres principios:</w:t>
+        <w:t>La composición de los 15 documentos se definió antes de ejecutar el benchmark, bajo tres principios metodológicos:</w:t>
       </w:r>
     </w:p>
     <w:p>
@@ -628,7 +620,7 @@
         <w:pStyle w:val="ListBullet"/>
       </w:pPr>
       <w:r>
-        <w:t>Cobertura tipológica: representar las 4 tipologías del corpus (Cédula, RUT, Póliza, Cámara de Comercio)</w:t>
+        <w:t>Cobertura tipológica: representar las 4 tipologías del corpus (Cédula, RUT, Póliza, Cámara de Comercio).</w:t>
       </w:r>
     </w:p>
     <w:p>
@@ -636,7 +628,7 @@
         <w:pStyle w:val="ListBullet"/>
       </w:pPr>
       <w:r>
-        <w:t>Estratificación por calidad en Cédulas: incluir ejemplos nítidos y ruidosos para medir sensibilidad al ruido</w:t>
+        <w:t>Estratificación por calidad visual en Cédulas: incluir tanto ejemplos nítidos como ruidosos para medir sensibilidad del OCR al ruido visual.</w:t>
       </w:r>
     </w:p>
     <w:p>
@@ -644,7 +636,7 @@
         <w:pStyle w:val="ListBullet"/>
       </w:pPr>
       <w:r>
-        <w:t>Representatividad de escaneados: el gold solo contiene documentos escaneados (son los que OCR debe resolver)</w:t>
+        <w:t>Representatividad de escaneados: el gold contiene únicamente documentos escaneados, que son los que el OCR debe resolver (los documentos digitales van directo a PyMuPDF).</w:t>
       </w:r>
     </w:p>
     <w:tbl>
@@ -690,7 +682,7 @@
                 <w:color w:val="FFFFFF"/>
                 <w:sz w:val="20"/>
               </w:rPr>
-              <w:t>Documentos</w:t>
+              <w:t>Total docs</w:t>
             </w:r>
           </w:p>
         </w:tc>
@@ -737,7 +729,7 @@
               <w:rPr>
                 <w:sz w:val="20"/>
               </w:rPr>
-              <w:t>6</w:t>
+              <w:t>6 (estratificada)</w:t>
             </w:r>
           </w:p>
         </w:tc>
@@ -751,7 +743,7 @@
               <w:rPr>
                 <w:sz w:val="20"/>
               </w:rPr>
-              <w:t>3 alta calidad + 3 ruidosas (blur_score Q1 vs Q3)</w:t>
+              <w:t>3 alta calidad (blur_score ≥ Q3) + 3 ruidosas (blur_score ≤ Q1)</w:t>
             </w:r>
           </w:p>
         </w:tc>
@@ -913,7 +905,7 @@
               <w:rPr>
                 <w:sz w:val="20"/>
               </w:rPr>
-              <w:t>15 docs (36 páginas transcritas)</w:t>
+              <w:t>15 documentos (36 páginas transcritas)</w:t>
             </w:r>
           </w:p>
         </w:tc>
@@ -939,7 +931,7 @@
       <w:r>
         <w:drawing>
           <wp:inline xmlns:a="http://schemas.openxmlformats.org/drawingml/2006/main" xmlns:pic="http://schemas.openxmlformats.org/drawingml/2006/picture">
-            <wp:extent cx="5400000" cy="2665455"/>
+            <wp:extent cx="5400000" cy="2713235"/>
             <wp:docPr id="1" name="Picture 1"/>
             <wp:cNvGraphicFramePr>
               <a:graphicFrameLocks noChangeAspect="1"/>
@@ -960,7 +952,7 @@
                   <pic:spPr>
                     <a:xfrm>
                       <a:off x="0" y="0"/>
-                      <a:ext cx="5400000" cy="2665455"/>
+                      <a:ext cx="5400000" cy="2713235"/>
                     </a:xfrm>
                     <a:prstGeom prst="rect"/>
                   </pic:spPr>
@@ -981,7 +973,7 @@
           <w:color w:val="555555"/>
           <w:sz w:val="18"/>
         </w:rPr>
-        <w:t>Figura 1 — Composición del gold standard (15 documentos, 4 tipologías, estratificación por calidad en Cédulas)</w:t>
+        <w:t>Figura 1. Composición del Gold Standard: 15 documentos distribuidos en 4 tipologías. Las 6 Cédulas se subdividen en 3 nítidas y 3 ruidosas para capturar la variabilidad de calidad visual del corpus.</w:t>
       </w:r>
     </w:p>
     <w:p>
@@ -989,7 +981,7 @@
         <w:pStyle w:val="Heading2"/>
       </w:pPr>
       <w:r>
-        <w:t>1.4 Proceso de construcción (5 pasos)</w:t>
+        <w:t>1.4 Metodología de construcción del Gold (5 pasos)</w:t>
       </w:r>
     </w:p>
     <w:p>
@@ -1041,7 +1033,7 @@
           <w:color w:val="555555"/>
           <w:sz w:val="18"/>
         </w:rPr>
-        <w:t>Figura 2 — Flujo de construcción del gold standard</w:t>
+        <w:t>Figura 2. Flujo metodológico de construcción del Gold Standard.</w:t>
       </w:r>
     </w:p>
     <w:p>
@@ -1050,7 +1042,7 @@
           <w:b/>
           <w:sz w:val="22"/>
         </w:rPr>
-        <w:t xml:space="preserve">Paso 1 — Selección reproducible. </w:t>
+        <w:t xml:space="preserve">Paso 1. Selección reproducible. </w:t>
       </w:r>
       <w:r>
         <w:rPr>
@@ -1069,7 +1061,7 @@
         <w:rPr>
           <w:sz w:val="22"/>
         </w:rPr>
-        <w:t xml:space="preserve"> para que cualquier persona pueda reproducir exactamente la misma selección. El notebook filtra el corpus por tipología y calidad, y muestrea 15 documentos.</w:t>
+        <w:t>. Esto garantiza que cualquier persona que ejecute el notebook obtenga exactamente la misma selección de 15 documentos. La reproducibilidad es un requisito básico del método científico.</w:t>
       </w:r>
     </w:p>
     <w:p>
@@ -1078,13 +1070,39 @@
           <w:b/>
           <w:sz w:val="22"/>
         </w:rPr>
-        <w:t xml:space="preserve">Paso 2 — Resolución del "mojibake". </w:t>
+        <w:t xml:space="preserve">Paso 2. Resolución del "mojibake" mediante índice MD5. </w:t>
       </w:r>
       <w:r>
         <w:rPr>
           <w:sz w:val="22"/>
         </w:rPr>
-        <w:t>Los nombres de archivo SECOP venían con caracteres raros (por ejemplo "CÃÂ©dula" en vez de "Cédula") debido a conversiones de codificación Windows→UTF-8 fallidas. Para evitar confusiones, construimos un índice con el hash MD5 de cada PDF. El MD5 es una "huella digital" única del contenido del archivo — dos archivos con el mismo MD5 son idénticos aunque se llamen distinto. Este índice detectó además una reclasificación: un documento archivado como Cámara de Comercio era en realidad una Cédula.</w:t>
+        <w:t xml:space="preserve">Los nombres de archivo del SECOP presentaban caracteres alterados por conversión de codificación Windows CP-1252 → UTF-8 fallida (ejemplo: </w:t>
+      </w:r>
+      <w:r>
+        <w:rPr>
+          <w:rFonts w:ascii="Consolas" w:hAnsi="Consolas"/>
+          <w:sz w:val="20"/>
+        </w:rPr>
+        <w:t>CÃÂ©dula</w:t>
+      </w:r>
+      <w:r>
+        <w:rPr>
+          <w:sz w:val="22"/>
+        </w:rPr>
+        <w:t xml:space="preserve"> en lugar de </w:t>
+      </w:r>
+      <w:r>
+        <w:rPr>
+          <w:rFonts w:ascii="Consolas" w:hAnsi="Consolas"/>
+          <w:sz w:val="20"/>
+        </w:rPr>
+        <w:t>Cédula</w:t>
+      </w:r>
+      <w:r>
+        <w:rPr>
+          <w:sz w:val="22"/>
+        </w:rPr>
+        <w:t>). Para evitar confusiones, se construyó un índice con el hash MD5 de cada PDF. El MD5 es una huella digital única del contenido del archivo — dos archivos con el mismo MD5 son idénticos aunque se llamen distinto. Este índice detectó además una reclasificación importante: un documento archivado como Cámara de Comercio era en realidad una Cédula.</w:t>
       </w:r>
     </w:p>
     <w:p>
@@ -1093,13 +1111,13 @@
           <w:b/>
           <w:sz w:val="22"/>
         </w:rPr>
-        <w:t xml:space="preserve">Paso 3 — Transcripción humana literal. </w:t>
+        <w:t xml:space="preserve">Paso 3. Transcripción humana literal. </w:t>
       </w:r>
       <w:r>
         <w:rPr>
           <w:sz w:val="22"/>
         </w:rPr>
-        <w:t>Para cada documento seleccionado se generó un archivo de texto vacío. Un anotador humano (miembro del equipo) transcribió literalmente todo el texto visible, carácter por carácter, SIN corregir errores del original. Se respeta el orden de lectura natural (arriba-abajo, izquierda-derecha).</w:t>
+        <w:t>Para cada documento seleccionado se generó una plantilla de texto vacía. Un anotador humano (miembro del equipo) transcribió literalmente todo el texto visible, carácter por carácter, sin corregir errores del original (ortografía, acentos, abreviaciones). Se respeta el orden natural de lectura: arriba-abajo, izquierda-derecha.</w:t>
       </w:r>
     </w:p>
     <w:p>
@@ -1108,13 +1126,13 @@
           <w:b/>
           <w:sz w:val="22"/>
         </w:rPr>
-        <w:t xml:space="preserve">Paso 4 — Validación de completitud. </w:t>
+        <w:t xml:space="preserve">Paso 4. Validación de completitud. </w:t>
       </w:r>
       <w:r>
         <w:rPr>
           <w:sz w:val="22"/>
         </w:rPr>
-        <w:t>Un script verifica que los 15 archivos .txt están listos y tienen longitud razonable antes de ejecutar el benchmark. Las 15 transcripciones tienen entre 447 chars (Cédulas, 1 página) y 16,157 chars (Cámaras de Comercio, 4 páginas). Estas longitudes son coherentes con la naturaleza de cada documento.</w:t>
+        <w:t>Un script verifica que los 15 archivos de transcripción están listos y tienen longitud razonable antes de ejecutar el benchmark. Las 15 transcripciones tienen entre 447 caracteres (Cédulas, 1 página) y 16,157 caracteres (Cámaras de Comercio, 4 páginas). Estas longitudes son coherentes con la naturaleza de cada tipo documental.</w:t>
       </w:r>
     </w:p>
     <w:p>
@@ -1123,26 +1141,13 @@
           <w:b/>
           <w:sz w:val="22"/>
         </w:rPr>
-        <w:t xml:space="preserve">Paso 5 — Congelación. </w:t>
+        <w:t xml:space="preserve">Paso 5. Congelación inmutable. </w:t>
       </w:r>
       <w:r>
         <w:rPr>
           <w:sz w:val="22"/>
         </w:rPr>
-        <w:t xml:space="preserve">Una vez validado, el gold se marca como </w:t>
-      </w:r>
-      <w:r>
-        <w:rPr>
-          <w:i/>
-          <w:sz w:val="22"/>
-        </w:rPr>
-        <w:t>inmutable</w:t>
-      </w:r>
-      <w:r>
-        <w:rPr>
-          <w:sz w:val="22"/>
-        </w:rPr>
-        <w:t xml:space="preserve">. Las transcripciones no se modifican más, la semilla está fija, y hay una bandera </w:t>
+        <w:t xml:space="preserve">Una vez validado, el gold se marca como inmutable. Las transcripciones no se modifican, la semilla está fija, y una bandera </w:t>
       </w:r>
       <w:r>
         <w:rPr>
@@ -1155,7 +1160,7 @@
         <w:rPr>
           <w:sz w:val="22"/>
         </w:rPr>
-        <w:t xml:space="preserve"> que previene re-muestreos accidentales. Esto garantiza que cualquier medición posterior contra este gold es comparable con mediciones anteriores.</w:t>
+        <w:t xml:space="preserve"> previene re-muestreos accidentales. Esto garantiza que cualquier medición posterior contra este gold es comparable con mediciones anteriores.</w:t>
       </w:r>
     </w:p>
     <w:p>
@@ -1163,7 +1168,7 @@
         <w:pStyle w:val="Heading2"/>
       </w:pPr>
       <w:r>
-        <w:t>1.5 ¿Por qué 15 documentos y no más?</w:t>
+        <w:t>1.5 Justificación del tamaño muestral (15 documentos)</w:t>
       </w:r>
     </w:p>
     <w:p>
@@ -1171,7 +1176,7 @@
         <w:rPr>
           <w:sz w:val="22"/>
         </w:rPr>
-        <w:t>La decisión de usar una gold seed reducida (15 documentos) en lugar del gold extendido de 70 documentos originalmente planteado se sustenta en tres razones:</w:t>
+        <w:t>La decisión de emplear una gold seed reducida (15 documentos) en lugar del gold extendido de 70 documentos originalmente planteado en el plan se sustenta en tres razones:</w:t>
       </w:r>
     </w:p>
     <w:p>
@@ -1179,7 +1184,7 @@
         <w:pStyle w:val="ListBullet"/>
       </w:pPr>
       <w:r>
-        <w:t>Costo humano: transcribir 70 documentos multipágina tomaría ~50 horas; 15 documentos toman ~8 horas.</w:t>
+        <w:t>Costo humano proporcional al valor agregado: transcribir 70 documentos multipágina tomaría aproximadamente 50 horas de trabajo humano; 15 documentos toman ~8 horas. Para una decisión arquitectural (selección de motor OCR), 15 es suficiente.</w:t>
       </w:r>
     </w:p>
     <w:p>
@@ -1187,7 +1192,7 @@
         <w:pStyle w:val="ListBullet"/>
       </w:pPr>
       <w:r>
-        <w:t>Suficiencia estadística para la decisión OCR: 15 docs × 2 motores = 30 puntos de datos. La varianza entre motores es alta y permite detectar al ganador con 15 docs (los resultados lo confirmaron).</w:t>
+        <w:t>Suficiencia estadística para la decisión: 15 documentos × 2 motores = 30 puntos de datos. La varianza entre motores es lo suficientemente alta como para detectar al ganador con 15 documentos (los resultados confirmaron esta suposición con diferencias de CER de hasta 0.64).</w:t>
       </w:r>
     </w:p>
     <w:p>
@@ -1195,7 +1200,7 @@
         <w:pStyle w:val="ListBullet"/>
       </w:pPr>
       <w:r>
-        <w:t>Gold extendido diferido a Fase 4: se construirá antes de evaluar el modelo NER, donde sí se necesita precisión estadística con Cohen's Kappa ≥ 0.85 entre dos anotadores.</w:t>
+        <w:t>Gold extendido diferido a Fase 4: el gold de 70 documentos con Cohen's Kappa ≥ 0.85 se construirá antes de evaluar el modelo NER, donde la precisión estadística entre anotadores sí es crítica para reportar F1 defendibles académicamente.</w:t>
       </w:r>
     </w:p>
     <w:p>
@@ -1208,7 +1213,7 @@
         <w:pStyle w:val="Heading1"/>
       </w:pPr>
       <w:r>
-        <w:t>2. Los motores OCR comparados</w:t>
+        <w:t>2. Motores OCR: selección de candidatos</w:t>
       </w:r>
     </w:p>
     <w:p>
@@ -1216,7 +1221,7 @@
         <w:pStyle w:val="Heading2"/>
       </w:pPr>
       <w:r>
-        <w:t>2.1 Qué es un motor OCR (explicación general)</w:t>
+        <w:t>2.1 Introducción al OCR</w:t>
       </w:r>
     </w:p>
     <w:p>
@@ -1224,7 +1229,7 @@
         <w:rPr>
           <w:sz w:val="22"/>
         </w:rPr>
-        <w:t>OCR significa Optical Character Recognition — Reconocimiento Óptico de Caracteres. Es un programa que mira una imagen que contiene texto (por ejemplo, la foto de una cédula escaneada) y produce el texto correspondiente como caracteres que una computadora puede procesar.</w:t>
+        <w:t>OCR (Optical Character Recognition — Reconocimiento Óptico de Caracteres) es la tecnología que permite a una computadora interpretar texto contenido en imágenes. Cuando un documento se escanea, el sistema lo percibe como píxeles; el OCR convierte esos píxeles en caracteres procesables por software (NITs, fechas, nombres, etc.).</w:t>
       </w:r>
     </w:p>
     <w:p>
@@ -1232,7 +1237,15 @@
         <w:rPr>
           <w:sz w:val="22"/>
         </w:rPr>
-        <w:t>El OCR resuelve el problema fundamental de los documentos escaneados: aunque un humano lee el texto en la imagen sin dificultad, una computadora solo ve píxeles. Sin OCR, una imagen escaneada es invisible para un sistema que quiere extraer NITs, fechas, nombres, etc.</w:t>
+        <w:t>Para este proyecto, el OCR es la única forma de recuperar información de los 416 documentos escaneados del corpus SECOP (el 41% del total). Sin un motor OCR adecuado, el 93% de las Cédulas serían invisibles para el sistema NER posterior.</w:t>
+      </w:r>
+    </w:p>
+    <w:p>
+      <w:pPr>
+        <w:pStyle w:val="Heading2"/>
+      </w:pPr>
+      <w:r>
+        <w:t>2.2 EasyOCR 1.7.2 — candidato principal</w:t>
       </w:r>
     </w:p>
     <w:p>
@@ -1240,23 +1253,7 @@
         <w:rPr>
           <w:sz w:val="22"/>
         </w:rPr>
-        <w:t>Hay muchos motores OCR disponibles. Este proyecto comparó dos de los más usados en la industria y descartó otros dos por razones técnicas. PyMuPDF, aunque no es un motor OCR sino un extractor de texto nativo, se menciona porque es parte complementaria del pipeline.</w:t>
-      </w:r>
-    </w:p>
-    <w:p>
-      <w:pPr>
-        <w:pStyle w:val="Heading2"/>
-      </w:pPr>
-      <w:r>
-        <w:t>2.2 EasyOCR 1.7.2 — el candidato moderno</w:t>
-      </w:r>
-    </w:p>
-    <w:p>
-      <w:r>
-        <w:rPr>
-          <w:sz w:val="22"/>
-        </w:rPr>
-        <w:t>EasyOCR es una librería open-source desarrollada por JaidedAI, basada en dos redes neuronales profundas que trabajan en cascada:</w:t>
+        <w:t>EasyOCR es una librería open-source desarrollada por JaidedAI, basada en una arquitectura de dos redes neuronales profundas que operan en cascada:</w:t>
       </w:r>
     </w:p>
     <w:p>
@@ -1264,7 +1261,7 @@
         <w:pStyle w:val="ListBullet"/>
       </w:pPr>
       <w:r>
-        <w:t>CRAFT (Character Region Awareness For Text detection): detecta regiones de texto a nivel de carácter individual, no de palabra. Esto permite procesar texto curvo o con layouts atípicos. Paper: Baek et al., CVPR 2019.</w:t>
+        <w:t>CRAFT (Character Region Awareness For Text detection): detecta regiones de texto a nivel de carácter individual, no de palabra. Esto permite procesar texto en layouts atípicos, curvos o desordenados. Paper de referencia: Baek et al., CVPR 2019.</w:t>
       </w:r>
     </w:p>
     <w:p>
@@ -1272,7 +1269,7 @@
         <w:pStyle w:val="ListBullet"/>
       </w:pPr>
       <w:r>
-        <w:t>CRNN (Convolutional Recurrent Neural Network): reconoce el contenido textual dentro de cada región detectada. Combina redes convolucionales (para extraer características visuales) con redes recurrentes (para secuenciar caracteres). Paper: Shi, Bai &amp; Yao, IEEE TPAMI 2017.</w:t>
+        <w:t>CRNN (Convolutional Recurrent Neural Network): reconoce el contenido textual dentro de cada región detectada. Combina CNN (extracción de características visuales) con RNN (secuenciación de caracteres). Paper de referencia: Shi, Bai &amp; Yao, IEEE TPAMI 2017.</w:t>
       </w:r>
     </w:p>
     <w:p>
@@ -1296,7 +1293,7 @@
         <w:pStyle w:val="ListBullet"/>
       </w:pPr>
       <w:r>
-        <w:t>Corre en CPU (lento pero universal) o GPU (rápido).</w:t>
+        <w:t>Ejecuta en CPU (lento pero universal) o GPU (alto rendimiento).</w:t>
       </w:r>
     </w:p>
     <w:p>
@@ -1304,7 +1301,15 @@
         <w:pStyle w:val="ListBullet"/>
       </w:pPr>
       <w:r>
-        <w:t>Descarga el modelo una sola vez (~60 MB para español) y luego funciona offline.</w:t>
+        <w:t>Descarga del modelo una sola vez (~60 MB para español) y operación offline posterior.</w:t>
+      </w:r>
+    </w:p>
+    <w:p>
+      <w:pPr>
+        <w:pStyle w:val="ListBullet"/>
+      </w:pPr>
+      <w:r>
+        <w:t>Compatible con Python 3.12.</w:t>
       </w:r>
     </w:p>
     <w:p>
@@ -1312,7 +1317,7 @@
         <w:pStyle w:val="Heading2"/>
       </w:pPr>
       <w:r>
-        <w:t>2.3 Tesseract 5.5.0 — el candidato clásico</w:t>
+        <w:t>2.3 Tesseract 5.5.0 — candidato comparador</w:t>
       </w:r>
     </w:p>
     <w:p>
@@ -1328,7 +1333,7 @@
         <w:rPr>
           <w:sz w:val="22"/>
         </w:rPr>
-        <w:t>Desde la versión 4.0 (2018), Tesseract usa un clasificador LSTM (Long Short-Term Memory — una variante de red neuronal recurrente) para reconocer secuencias de caracteres. Paper de referencia: Smith, ICDAR 2007.</w:t>
+        <w:t>Desde la versión 4.0 (2018), Tesseract usa un clasificador LSTM (Long Short-Term Memory, una variante de red neuronal recurrente) para reconocer secuencias de caracteres. Paper de referencia: Smith, ICDAR 2007.</w:t>
       </w:r>
     </w:p>
     <w:p>
@@ -1344,7 +1349,7 @@
         <w:pStyle w:val="ListBullet"/>
       </w:pPr>
       <w:r>
-        <w:t>Requiere descarga manual del modelo de español ("spa.traineddata", ~30 MB).</w:t>
+        <w:t>Requiere descarga manual del modelo de español (spa.traineddata, ~30 MB).</w:t>
       </w:r>
     </w:p>
     <w:p>
@@ -1352,7 +1357,7 @@
         <w:pStyle w:val="ListBullet"/>
       </w:pPr>
       <w:r>
-        <w:t>Produce texto plano; los bounding boxes (cajas de posición) son opcionales.</w:t>
+        <w:t>Produce texto plano; los bounding boxes son opcionales.</w:t>
       </w:r>
     </w:p>
     <w:p>
@@ -1360,7 +1365,15 @@
         <w:pStyle w:val="ListBullet"/>
       </w:pPr>
       <w:r>
-        <w:t>Muy rápido en CPU (5-10× más rápido que EasyOCR).</w:t>
+        <w:t>Muy rápido en CPU (5-10 veces más rápido que EasyOCR).</w:t>
+      </w:r>
+    </w:p>
+    <w:p>
+      <w:pPr>
+        <w:pStyle w:val="ListBullet"/>
+      </w:pPr>
+      <w:r>
+        <w:t>Compatible con Python 3.12.</w:t>
       </w:r>
     </w:p>
     <w:p>
@@ -1368,123 +1381,7 @@
         <w:pStyle w:val="Heading2"/>
       </w:pPr>
       <w:r>
-        <w:t>2.4 Motores descartados</w:t>
-      </w:r>
-    </w:p>
-    <w:tbl>
-      <w:tblPr>
-        <w:tblStyle w:val="LightGrid-Accent1"/>
-        <w:tblW w:type="auto" w:w="0"/>
-        <w:tblLayout w:type="fixed"/>
-        <w:tblLook w:firstColumn="1" w:firstRow="1" w:lastColumn="0" w:lastRow="0" w:noHBand="0" w:noVBand="1" w:val="04A0"/>
-      </w:tblPr>
-      <w:tblGrid>
-        <w:gridCol w:w="4703"/>
-        <w:gridCol w:w="4703"/>
-      </w:tblGrid>
-      <w:tr>
-        <w:tc>
-          <w:tcPr>
-            <w:tcW w:type="dxa" w:w="2268"/>
-            <w:shd w:fill="2E5C8A"/>
-          </w:tcPr>
-          <w:p>
-            <w:r/>
-            <w:r>
-              <w:rPr>
-                <w:b/>
-                <w:color w:val="FFFFFF"/>
-                <w:sz w:val="20"/>
-              </w:rPr>
-              <w:t>Motor</w:t>
-            </w:r>
-          </w:p>
-        </w:tc>
-        <w:tc>
-          <w:tcPr>
-            <w:tcW w:type="dxa" w:w="7370"/>
-            <w:shd w:fill="2E5C8A"/>
-          </w:tcPr>
-          <w:p>
-            <w:r/>
-            <w:r>
-              <w:rPr>
-                <w:b/>
-                <w:color w:val="FFFFFF"/>
-                <w:sz w:val="20"/>
-              </w:rPr>
-              <w:t>Razón del descarte</w:t>
-            </w:r>
-          </w:p>
-        </w:tc>
-      </w:tr>
-      <w:tr>
-        <w:tc>
-          <w:tcPr>
-            <w:tcW w:type="dxa" w:w="2268"/>
-          </w:tcPr>
-          <w:p>
-            <w:r/>
-            <w:r>
-              <w:rPr>
-                <w:sz w:val="20"/>
-              </w:rPr>
-              <w:t>PaddleOCR (Baidu)</w:t>
-            </w:r>
-          </w:p>
-        </w:tc>
-        <w:tc>
-          <w:tcPr>
-            <w:tcW w:type="dxa" w:w="7370"/>
-          </w:tcPr>
-          <w:p>
-            <w:r/>
-            <w:r>
-              <w:rPr>
-                <w:sz w:val="20"/>
-              </w:rPr>
-              <w:t>Incompatible con Python 3.12 al momento del benchmark.</w:t>
-            </w:r>
-          </w:p>
-        </w:tc>
-      </w:tr>
-      <w:tr>
-        <w:tc>
-          <w:tcPr>
-            <w:tcW w:type="dxa" w:w="2268"/>
-          </w:tcPr>
-          <w:p>
-            <w:r/>
-            <w:r>
-              <w:rPr>
-                <w:sz w:val="20"/>
-              </w:rPr>
-              <w:t>Donut (NAVER, 2022)</w:t>
-            </w:r>
-          </w:p>
-        </w:tc>
-        <w:tc>
-          <w:tcPr>
-            <w:tcW w:type="dxa" w:w="7370"/>
-          </w:tcPr>
-          <w:p>
-            <w:r/>
-            <w:r>
-              <w:rPr>
-                <w:sz w:val="20"/>
-              </w:rPr>
-              <w:t>No es propiamente un OCR sino un modelo Visión-Lenguaje (VLM) end-to-end. Toma la imagen completa y produce JSON estructurado. Corpus multi-tipológico requeriría 4 modelos especializados. Considerado como alternativa arquitectural global pero no como motor OCR intercambiable.</w:t>
-            </w:r>
-          </w:p>
-        </w:tc>
-      </w:tr>
-    </w:tbl>
-    <w:p>
-      <w:pPr>
-        <w:pStyle w:val="Heading2"/>
-      </w:pPr>
-      <w:r>
-        <w:t>2.5 Tabla comparativa de los motores considerados</w:t>
+        <w:t>2.4 Motores descartados: PaddleOCR y Donut</w:t>
       </w:r>
     </w:p>
     <w:p>
@@ -1492,7 +1389,151 @@
         <w:rPr>
           <w:sz w:val="22"/>
         </w:rPr>
-        <w:t>Esta tabla consolida los 5 motores que se evaluaron durante la fase de diseño, incluyendo los 2 que entraron al benchmark (EasyOCR y Tesseract), 2 que se descartaron antes del benchmark (PaddleOCR y Donut) y PyMuPDF (no es OCR pero completa el pipeline para documentos digitales).</w:t>
+        <w:t>Durante la fase de diseño del proyecto se consideraron dos motores adicionales que se descartaron antes del benchmark formal por razones técnicas bien fundamentadas.</w:t>
+      </w:r>
+    </w:p>
+    <w:p>
+      <w:pPr>
+        <w:pStyle w:val="Heading3"/>
+      </w:pPr>
+      <w:r>
+        <w:t>2.4.1 PaddleOCR (Baidu) — descartado por incompatibilidad técnica</w:t>
+      </w:r>
+    </w:p>
+    <w:p>
+      <w:r>
+        <w:rPr>
+          <w:sz w:val="22"/>
+        </w:rPr>
+        <w:t>Razones del descarte:</w:t>
+      </w:r>
+    </w:p>
+    <w:p>
+      <w:pPr>
+        <w:pStyle w:val="ListBullet"/>
+      </w:pPr>
+      <w:r>
+        <w:t>Incompatibilidad con Python 3.12: PaddleOCR depende de PaddlePaddle, cuyo binding oficial requería (al momento del benchmark, abril 2026) versiones de Python ≤3.11. El entorno del proyecto usa Python 3.12.10, lo cual hace inviable la instalación sin un downgrade completo del entorno.</w:t>
+      </w:r>
+    </w:p>
+    <w:p>
+      <w:pPr>
+        <w:pStyle w:val="ListBullet"/>
+      </w:pPr>
+      <w:r>
+        <w:t>Costo de migración injustificable: hacer downgrade del entorno completo para acomodar un solo motor OCR, cuando EasyOCR (con arquitectura similar basada en deep learning) es compatible, representaría trabajo innecesario.</w:t>
+      </w:r>
+    </w:p>
+    <w:p>
+      <w:pPr>
+        <w:pStyle w:val="ListBullet"/>
+      </w:pPr>
+      <w:r>
+        <w:t>Rendimiento esperado similar a EasyOCR: según benchmarks públicos, PaddleOCR y EasyOCR tienen rendimientos comparables en español. No se esperaba una ventaja diferencial que justificara el costo de integración.</w:t>
+      </w:r>
+    </w:p>
+    <w:p>
+      <w:r>
+        <w:rPr>
+          <w:sz w:val="22"/>
+        </w:rPr>
+        <w:t>Decisión: descartado sin evaluación empírica. Puede reconsiderarse si se actualiza la compatibilidad de la librería con Python 3.12.</w:t>
+      </w:r>
+    </w:p>
+    <w:p>
+      <w:pPr>
+        <w:pStyle w:val="Heading3"/>
+      </w:pPr>
+      <w:r>
+        <w:t>2.4.2 Donut (NAVER, 2022) — descartado por arquitectura no intercambiable</w:t>
+      </w:r>
+    </w:p>
+    <w:p>
+      <w:r>
+        <w:rPr>
+          <w:sz w:val="22"/>
+        </w:rPr>
+        <w:t>Donut (Document Understanding Transformer) es un modelo Visión-Lenguaje (VLM) end-to-end desarrollado por NAVER. Paper de referencia: Kim et al., ECCV 2022.</w:t>
+      </w:r>
+    </w:p>
+    <w:p>
+      <w:r>
+        <w:rPr>
+          <w:sz w:val="22"/>
+        </w:rPr>
+        <w:t>Donut no es un motor OCR en sentido clásico. Recibe la imagen completa de un documento y produce directamente una estructura JSON con los campos extraídos, omitiendo la etapa de transcripción literal del texto.</w:t>
+      </w:r>
+    </w:p>
+    <w:p>
+      <w:r>
+        <w:rPr>
+          <w:sz w:val="22"/>
+        </w:rPr>
+        <w:t>Razones del descarte como motor OCR del proyecto:</w:t>
+      </w:r>
+    </w:p>
+    <w:p>
+      <w:pPr>
+        <w:pStyle w:val="ListBullet"/>
+      </w:pPr>
+      <w:r>
+        <w:t>Entrenado principalmente en inglés: Donut requeriría fine-tuning específico para documentos colombianos en español, lo cual requiere datos anotados y cómputo sustancial.</w:t>
+      </w:r>
+    </w:p>
+    <w:p>
+      <w:pPr>
+        <w:pStyle w:val="ListBullet"/>
+      </w:pPr>
+      <w:r>
+        <w:t>Un modelo por tipo documental: Donut está diseñado para manejar un tipo de documento a la vez (un Donut entrenado para facturas, otro para recibos, etc.). Nuestro corpus tiene 4 tipologías radicalmente distintas (Cédula, RUT, Póliza, CC), lo cual requeriría entrenar 4 modelos Donut especializados.</w:t>
+      </w:r>
+    </w:p>
+    <w:p>
+      <w:pPr>
+        <w:pStyle w:val="ListBullet"/>
+      </w:pPr>
+      <w:r>
+        <w:t>Inferencia lenta en CPU: aproximadamente 10× más lento que EasyOCR sin acceso a GPU, lo cual hace inviable el procesamiento de 1,678 páginas del corpus.</w:t>
+      </w:r>
+    </w:p>
+    <w:p>
+      <w:pPr>
+        <w:pStyle w:val="ListBullet"/>
+      </w:pPr>
+      <w:r>
+        <w:t>Incompatibilidad con el flujo downstream: Donut produce JSON estructurado, no texto OCR. Esto rompe el pipeline posterior que espera texto plano para las Labeling Functions (§2.2), chunking (§2.3) y fine-tuning del NER (Fase 3).</w:t>
+      </w:r>
+    </w:p>
+    <w:p>
+      <w:pPr>
+        <w:pStyle w:val="ListBullet"/>
+      </w:pPr>
+      <w:r>
+        <w:t>No es intercambiable con OCR clásico: Donut sustituiría el flujo completo OCR + LFs + NER por un modelo unificado. Es una decisión arquitectural mayor, no una elección de motor.</w:t>
+      </w:r>
+    </w:p>
+    <w:p>
+      <w:r>
+        <w:rPr>
+          <w:sz w:val="22"/>
+        </w:rPr>
+        <w:t>Decisión: Donut se descartó como motor OCR del proyecto. Se mantiene registrado como alternativa arquitectural (ALT-1) en el plan, revisitable únicamente para la tipología Cédula en Fase 4 si el F1 NER con el pipeline actual no alcanza los umbrales objetivo.</w:t>
+      </w:r>
+    </w:p>
+    <w:p>
+      <w:pPr>
+        <w:pStyle w:val="Heading2"/>
+      </w:pPr>
+      <w:r>
+        <w:t>2.5 Tabla comparativa integral de los motores considerados</w:t>
+      </w:r>
+    </w:p>
+    <w:p>
+      <w:r>
+        <w:rPr>
+          <w:sz w:val="22"/>
+        </w:rPr>
+        <w:t>La siguiente tabla consolida los 5 motores evaluados durante la fase de diseño, incluyendo los 2 que entraron al benchmark formal (EasyOCR y Tesseract), los 2 descartados antes del benchmark (PaddleOCR y Donut) y PyMuPDF (extractor complementario para PDFs digitales).</w:t>
       </w:r>
     </w:p>
     <w:tbl>
@@ -1513,7 +1554,7 @@
       <w:tr>
         <w:tc>
           <w:tcPr>
-            <w:tcW w:type="dxa" w:w="1701"/>
+            <w:tcW w:type="dxa" w:w="1587"/>
             <w:shd w:fill="2E5C8A"/>
           </w:tcPr>
           <w:p>
@@ -1530,7 +1571,7 @@
         </w:tc>
         <w:tc>
           <w:tcPr>
-            <w:tcW w:type="dxa" w:w="1701"/>
+            <w:tcW w:type="dxa" w:w="1587"/>
             <w:shd w:fill="2E5C8A"/>
           </w:tcPr>
           <w:p>
@@ -1581,7 +1622,7 @@
         </w:tc>
         <w:tc>
           <w:tcPr>
-            <w:tcW w:type="dxa" w:w="1587"/>
+            <w:tcW w:type="dxa" w:w="1417"/>
             <w:shd w:fill="2E5C8A"/>
           </w:tcPr>
           <w:p>
@@ -1598,7 +1639,7 @@
         </w:tc>
         <w:tc>
           <w:tcPr>
-            <w:tcW w:type="dxa" w:w="1474"/>
+            <w:tcW w:type="dxa" w:w="1417"/>
             <w:shd w:fill="2E5C8A"/>
           </w:tcPr>
           <w:p>
@@ -1617,34 +1658,6 @@
       <w:tr>
         <w:tc>
           <w:tcPr>
-            <w:tcW w:type="dxa" w:w="1701"/>
-          </w:tcPr>
-          <w:p>
-            <w:r/>
-            <w:r>
-              <w:rPr>
-                <w:sz w:val="20"/>
-              </w:rPr>
-              <w:t>Tipo de motor</w:t>
-            </w:r>
-          </w:p>
-        </w:tc>
-        <w:tc>
-          <w:tcPr>
-            <w:tcW w:type="dxa" w:w="1701"/>
-          </w:tcPr>
-          <w:p>
-            <w:r/>
-            <w:r>
-              <w:rPr>
-                <w:sz w:val="20"/>
-              </w:rPr>
-              <w:t>OCR deep learning (2 redes)</w:t>
-            </w:r>
-          </w:p>
-        </w:tc>
-        <w:tc>
-          <w:tcPr>
             <w:tcW w:type="dxa" w:w="1587"/>
           </w:tcPr>
           <w:p>
@@ -1653,13 +1666,13 @@
               <w:rPr>
                 <w:sz w:val="20"/>
               </w:rPr>
-              <w:t>OCR clásico + LSTM</w:t>
+              <w:t>Tipo</w:t>
             </w:r>
           </w:p>
         </w:tc>
         <w:tc>
           <w:tcPr>
-            <w:tcW w:type="dxa" w:w="1474"/>
+            <w:tcW w:type="dxa" w:w="1587"/>
           </w:tcPr>
           <w:p>
             <w:r/>
@@ -1681,7 +1694,7 @@
               <w:rPr>
                 <w:sz w:val="20"/>
               </w:rPr>
-              <w:t>VLM end-to-end (no OCR)</w:t>
+              <w:t>OCR clásico con LSTM</w:t>
             </w:r>
           </w:p>
         </w:tc>
@@ -1695,7 +1708,35 @@
               <w:rPr>
                 <w:sz w:val="20"/>
               </w:rPr>
-              <w:t>Extractor texto nativo</w:t>
+              <w:t>OCR deep learning</w:t>
+            </w:r>
+          </w:p>
+        </w:tc>
+        <w:tc>
+          <w:tcPr>
+            <w:tcW w:type="dxa" w:w="1417"/>
+          </w:tcPr>
+          <w:p>
+            <w:r/>
+            <w:r>
+              <w:rPr>
+                <w:sz w:val="20"/>
+              </w:rPr>
+              <w:t>VLM end-to-end</w:t>
+            </w:r>
+          </w:p>
+        </w:tc>
+        <w:tc>
+          <w:tcPr>
+            <w:tcW w:type="dxa" w:w="1417"/>
+          </w:tcPr>
+          <w:p>
+            <w:r/>
+            <w:r>
+              <w:rPr>
+                <w:sz w:val="20"/>
+              </w:rPr>
+              <w:t>Extractor nativo</w:t>
             </w:r>
           </w:p>
         </w:tc>
@@ -1703,7 +1744,7 @@
       <w:tr>
         <w:tc>
           <w:tcPr>
-            <w:tcW w:type="dxa" w:w="1701"/>
+            <w:tcW w:type="dxa" w:w="1587"/>
           </w:tcPr>
           <w:p>
             <w:r/>
@@ -1711,13 +1752,13 @@
               <w:rPr>
                 <w:sz w:val="20"/>
               </w:rPr>
-              <w:t>Arquitectura base</w:t>
+              <w:t>Arquitectura</w:t>
             </w:r>
           </w:p>
         </w:tc>
         <w:tc>
           <w:tcPr>
-            <w:tcW w:type="dxa" w:w="1701"/>
+            <w:tcW w:type="dxa" w:w="1587"/>
           </w:tcPr>
           <w:p>
             <w:r/>
@@ -1725,7 +1766,7 @@
               <w:rPr>
                 <w:sz w:val="20"/>
               </w:rPr>
-              <w:t>CRAFT (detección) + CRNN (reconocimiento)</w:t>
+              <w:t>CRAFT + CRNN</w:t>
             </w:r>
           </w:p>
         </w:tc>
@@ -1753,13 +1794,13 @@
               <w:rPr>
                 <w:sz w:val="20"/>
               </w:rPr>
-              <w:t>PP-OCR (detección + clasificación + reconocimiento)</w:t>
+              <w:t>PP-OCR</w:t>
             </w:r>
           </w:p>
         </w:tc>
         <w:tc>
           <w:tcPr>
-            <w:tcW w:type="dxa" w:w="1587"/>
+            <w:tcW w:type="dxa" w:w="1417"/>
           </w:tcPr>
           <w:p>
             <w:r/>
@@ -1767,13 +1808,13 @@
               <w:rPr>
                 <w:sz w:val="20"/>
               </w:rPr>
-              <w:t>Transformer visión → JSON</w:t>
+              <w:t>Transformer Visión→JSON</w:t>
             </w:r>
           </w:p>
         </w:tc>
         <w:tc>
           <w:tcPr>
-            <w:tcW w:type="dxa" w:w="1474"/>
+            <w:tcW w:type="dxa" w:w="1417"/>
           </w:tcPr>
           <w:p>
             <w:r/>
@@ -1789,7 +1830,7 @@
       <w:tr>
         <w:tc>
           <w:tcPr>
-            <w:tcW w:type="dxa" w:w="1701"/>
+            <w:tcW w:type="dxa" w:w="1587"/>
           </w:tcPr>
           <w:p>
             <w:r/>
@@ -1797,21 +1838,7 @@
               <w:rPr>
                 <w:sz w:val="20"/>
               </w:rPr>
-              <w:t>Paper de referencia</w:t>
-            </w:r>
-          </w:p>
-        </w:tc>
-        <w:tc>
-          <w:tcPr>
-            <w:tcW w:type="dxa" w:w="1701"/>
-          </w:tcPr>
-          <w:p>
-            <w:r/>
-            <w:r>
-              <w:rPr>
-                <w:sz w:val="20"/>
-              </w:rPr>
-              <w:t>Baek et al. CVPR 2019; Shi et al. TPAMI 2017</w:t>
+              <w:t>Paper referencia</w:t>
             </w:r>
           </w:p>
         </w:tc>
@@ -1825,7 +1852,21 @@
               <w:rPr>
                 <w:sz w:val="20"/>
               </w:rPr>
-              <w:t>Smith ICDAR 2007</w:t>
+              <w:t>Baek 2019 + Shi 2017</w:t>
+            </w:r>
+          </w:p>
+        </w:tc>
+        <w:tc>
+          <w:tcPr>
+            <w:tcW w:type="dxa" w:w="1587"/>
+          </w:tcPr>
+          <w:p>
+            <w:r/>
+            <w:r>
+              <w:rPr>
+                <w:sz w:val="20"/>
+              </w:rPr>
+              <w:t>Smith 2007</w:t>
             </w:r>
           </w:p>
         </w:tc>
@@ -1839,13 +1880,13 @@
               <w:rPr>
                 <w:sz w:val="20"/>
               </w:rPr>
-              <w:t>PP-OCR technical report (Baidu, 2020)</w:t>
+              <w:t>Baidu 2020</w:t>
             </w:r>
           </w:p>
         </w:tc>
         <w:tc>
           <w:tcPr>
-            <w:tcW w:type="dxa" w:w="1587"/>
+            <w:tcW w:type="dxa" w:w="1417"/>
           </w:tcPr>
           <w:p>
             <w:r/>
@@ -1853,13 +1894,13 @@
               <w:rPr>
                 <w:sz w:val="20"/>
               </w:rPr>
-              <w:t>Kim et al. ECCV 2022</w:t>
+              <w:t>Kim ECCV 2022</w:t>
             </w:r>
           </w:p>
         </w:tc>
         <w:tc>
           <w:tcPr>
-            <w:tcW w:type="dxa" w:w="1474"/>
+            <w:tcW w:type="dxa" w:w="1417"/>
           </w:tcPr>
           <w:p>
             <w:r/>
@@ -1867,7 +1908,7 @@
               <w:rPr>
                 <w:sz w:val="20"/>
               </w:rPr>
-              <w:t>Documentación Artifex</w:t>
+              <w:t>Docs Artifex</w:t>
             </w:r>
           </w:p>
         </w:tc>
@@ -1875,7 +1916,7 @@
       <w:tr>
         <w:tc>
           <w:tcPr>
-            <w:tcW w:type="dxa" w:w="1701"/>
+            <w:tcW w:type="dxa" w:w="1587"/>
           </w:tcPr>
           <w:p>
             <w:r/>
@@ -1889,7 +1930,7 @@
         </w:tc>
         <w:tc>
           <w:tcPr>
-            <w:tcW w:type="dxa" w:w="1701"/>
+            <w:tcW w:type="dxa" w:w="1587"/>
           </w:tcPr>
           <w:p>
             <w:r/>
@@ -1931,7 +1972,7 @@
         </w:tc>
         <w:tc>
           <w:tcPr>
-            <w:tcW w:type="dxa" w:w="1587"/>
+            <w:tcW w:type="dxa" w:w="1417"/>
           </w:tcPr>
           <w:p>
             <w:r/>
@@ -1945,7 +1986,7 @@
         </w:tc>
         <w:tc>
           <w:tcPr>
-            <w:tcW w:type="dxa" w:w="1474"/>
+            <w:tcW w:type="dxa" w:w="1417"/>
           </w:tcPr>
           <w:p>
             <w:r/>
@@ -1953,7 +1994,7 @@
               <w:rPr>
                 <w:sz w:val="20"/>
               </w:rPr>
-              <w:t>AGPL (free para uso interno)</w:t>
+              <w:t>AGPL</w:t>
             </w:r>
           </w:p>
         </w:tc>
@@ -1961,7 +2002,7 @@
       <w:tr>
         <w:tc>
           <w:tcPr>
-            <w:tcW w:type="dxa" w:w="1701"/>
+            <w:tcW w:type="dxa" w:w="1587"/>
           </w:tcPr>
           <w:p>
             <w:r/>
@@ -1975,7 +2016,7 @@
         </w:tc>
         <w:tc>
           <w:tcPr>
-            <w:tcW w:type="dxa" w:w="1701"/>
+            <w:tcW w:type="dxa" w:w="1587"/>
           </w:tcPr>
           <w:p>
             <w:r/>
@@ -1997,7 +2038,7 @@
               <w:rPr>
                 <w:sz w:val="20"/>
               </w:rPr>
-              <w:t>Sí (requiere spa.traineddata)</w:t>
+              <w:t>Sí (spa.traineddata)</w:t>
             </w:r>
           </w:p>
         </w:tc>
@@ -2011,10 +2052,40 @@
               <w:rPr>
                 <w:sz w:val="20"/>
               </w:rPr>
-              <w:t>Sí (multi-lingual models)</w:t>
+              <w:t>Sí (multi)</w:t>
             </w:r>
           </w:p>
         </w:tc>
+        <w:tc>
+          <w:tcPr>
+            <w:tcW w:type="dxa" w:w="1417"/>
+          </w:tcPr>
+          <w:p>
+            <w:r/>
+            <w:r>
+              <w:rPr>
+                <w:sz w:val="20"/>
+              </w:rPr>
+              <w:t>Limitado (inglés)</w:t>
+            </w:r>
+          </w:p>
+        </w:tc>
+        <w:tc>
+          <w:tcPr>
+            <w:tcW w:type="dxa" w:w="1417"/>
+          </w:tcPr>
+          <w:p>
+            <w:r/>
+            <w:r>
+              <w:rPr>
+                <w:sz w:val="20"/>
+              </w:rPr>
+              <w:t>N/A (extrae texto nativo)</w:t>
+            </w:r>
+          </w:p>
+        </w:tc>
+      </w:tr>
+      <w:tr>
         <w:tc>
           <w:tcPr>
             <w:tcW w:type="dxa" w:w="1587"/>
@@ -2025,43 +2096,13 @@
               <w:rPr>
                 <w:sz w:val="20"/>
               </w:rPr>
-              <w:t>Limitado (entrenado en inglés)</w:t>
+              <w:t>Velocidad CPU</w:t>
             </w:r>
           </w:p>
         </w:tc>
         <w:tc>
           <w:tcPr>
-            <w:tcW w:type="dxa" w:w="1474"/>
-          </w:tcPr>
-          <w:p>
-            <w:r/>
-            <w:r>
-              <w:rPr>
-                <w:sz w:val="20"/>
-              </w:rPr>
-              <w:t>N/A (extrae lo que haya)</w:t>
-            </w:r>
-          </w:p>
-        </w:tc>
-      </w:tr>
-      <w:tr>
-        <w:tc>
-          <w:tcPr>
-            <w:tcW w:type="dxa" w:w="1701"/>
-          </w:tcPr>
-          <w:p>
-            <w:r/>
-            <w:r>
-              <w:rPr>
-                <w:sz w:val="20"/>
-              </w:rPr>
-              <w:t>Velocidad en CPU</w:t>
-            </w:r>
-          </w:p>
-        </w:tc>
-        <w:tc>
-          <w:tcPr>
-            <w:tcW w:type="dxa" w:w="1701"/>
+            <w:tcW w:type="dxa" w:w="1587"/>
           </w:tcPr>
           <w:p>
             <w:r/>
@@ -2097,10 +2138,40 @@
               <w:rPr>
                 <w:sz w:val="20"/>
               </w:rPr>
-              <w:t>Media (no medida aquí)</w:t>
+              <w:t>Media</w:t>
             </w:r>
           </w:p>
         </w:tc>
+        <w:tc>
+          <w:tcPr>
+            <w:tcW w:type="dxa" w:w="1417"/>
+          </w:tcPr>
+          <w:p>
+            <w:r/>
+            <w:r>
+              <w:rPr>
+                <w:sz w:val="20"/>
+              </w:rPr>
+              <w:t>Muy lenta</w:t>
+            </w:r>
+          </w:p>
+        </w:tc>
+        <w:tc>
+          <w:tcPr>
+            <w:tcW w:type="dxa" w:w="1417"/>
+          </w:tcPr>
+          <w:p>
+            <w:r/>
+            <w:r>
+              <w:rPr>
+                <w:sz w:val="20"/>
+              </w:rPr>
+              <w:t>Instantáneo (~0.006 s/pág)</w:t>
+            </w:r>
+          </w:p>
+        </w:tc>
+      </w:tr>
+      <w:tr>
         <w:tc>
           <w:tcPr>
             <w:tcW w:type="dxa" w:w="1587"/>
@@ -2111,71 +2182,13 @@
               <w:rPr>
                 <w:sz w:val="20"/>
               </w:rPr>
-              <w:t>Lenta (requiere GPU prácticamente)</w:t>
-            </w:r>
-          </w:p>
-        </w:tc>
-        <w:tc>
-          <w:tcPr>
-            <w:tcW w:type="dxa" w:w="1474"/>
-          </w:tcPr>
-          <w:p>
-            <w:r/>
-            <w:r>
-              <w:rPr>
-                <w:sz w:val="20"/>
-              </w:rPr>
-              <w:t>Muy rápida (~0.006 s/pág)</w:t>
-            </w:r>
-          </w:p>
-        </w:tc>
-      </w:tr>
-      <w:tr>
-        <w:tc>
-          <w:tcPr>
-            <w:tcW w:type="dxa" w:w="1701"/>
-          </w:tcPr>
-          <w:p>
-            <w:r/>
-            <w:r>
-              <w:rPr>
-                <w:sz w:val="20"/>
-              </w:rPr>
-              <w:t>Entrada esperada</w:t>
-            </w:r>
-          </w:p>
-        </w:tc>
-        <w:tc>
-          <w:tcPr>
-            <w:tcW w:type="dxa" w:w="1701"/>
-          </w:tcPr>
-          <w:p>
-            <w:r/>
-            <w:r>
-              <w:rPr>
-                <w:sz w:val="20"/>
-              </w:rPr>
-              <w:t>Imagen (grayscale o color)</w:t>
+              <w:t>Entrada</w:t>
             </w:r>
           </w:p>
         </w:tc>
         <w:tc>
           <w:tcPr>
             <w:tcW w:type="dxa" w:w="1587"/>
-          </w:tcPr>
-          <w:p>
-            <w:r/>
-            <w:r>
-              <w:rPr>
-                <w:sz w:val="20"/>
-              </w:rPr>
-              <w:t>Imagen (mejor si binarizada)</w:t>
-            </w:r>
-          </w:p>
-        </w:tc>
-        <w:tc>
-          <w:tcPr>
-            <w:tcW w:type="dxa" w:w="1474"/>
           </w:tcPr>
           <w:p>
             <w:r/>
@@ -2197,7 +2210,7 @@
               <w:rPr>
                 <w:sz w:val="20"/>
               </w:rPr>
-              <w:t>Imagen + prompt JSON</w:t>
+              <w:t>Imagen</w:t>
             </w:r>
           </w:p>
         </w:tc>
@@ -2211,7 +2224,35 @@
               <w:rPr>
                 <w:sz w:val="20"/>
               </w:rPr>
-              <w:t>PDF con texto digital embebido</w:t>
+              <w:t>Imagen</w:t>
+            </w:r>
+          </w:p>
+        </w:tc>
+        <w:tc>
+          <w:tcPr>
+            <w:tcW w:type="dxa" w:w="1417"/>
+          </w:tcPr>
+          <w:p>
+            <w:r/>
+            <w:r>
+              <w:rPr>
+                <w:sz w:val="20"/>
+              </w:rPr>
+              <w:t>Imagen + prompt</w:t>
+            </w:r>
+          </w:p>
+        </w:tc>
+        <w:tc>
+          <w:tcPr>
+            <w:tcW w:type="dxa" w:w="1417"/>
+          </w:tcPr>
+          <w:p>
+            <w:r/>
+            <w:r>
+              <w:rPr>
+                <w:sz w:val="20"/>
+              </w:rPr>
+              <w:t>PDF digital</w:t>
             </w:r>
           </w:p>
         </w:tc>
@@ -2219,7 +2260,7 @@
       <w:tr>
         <w:tc>
           <w:tcPr>
-            <w:tcW w:type="dxa" w:w="1701"/>
+            <w:tcW w:type="dxa" w:w="1587"/>
           </w:tcPr>
           <w:p>
             <w:r/>
@@ -2233,35 +2274,7 @@
         </w:tc>
         <w:tc>
           <w:tcPr>
-            <w:tcW w:type="dxa" w:w="1701"/>
-          </w:tcPr>
-          <w:p>
-            <w:r/>
-            <w:r>
-              <w:rPr>
-                <w:sz w:val="20"/>
-              </w:rPr>
-              <w:t>Texto + bounding boxes</w:t>
-            </w:r>
-          </w:p>
-        </w:tc>
-        <w:tc>
-          <w:tcPr>
             <w:tcW w:type="dxa" w:w="1587"/>
-          </w:tcPr>
-          <w:p>
-            <w:r/>
-            <w:r>
-              <w:rPr>
-                <w:sz w:val="20"/>
-              </w:rPr>
-              <w:t>Texto plano (bboxes opcional)</w:t>
-            </w:r>
-          </w:p>
-        </w:tc>
-        <w:tc>
-          <w:tcPr>
-            <w:tcW w:type="dxa" w:w="1474"/>
           </w:tcPr>
           <w:p>
             <w:r/>
@@ -2283,13 +2296,41 @@
               <w:rPr>
                 <w:sz w:val="20"/>
               </w:rPr>
-              <w:t>JSON estructurado directo</w:t>
+              <w:t>Texto plano</w:t>
             </w:r>
           </w:p>
         </w:tc>
         <w:tc>
           <w:tcPr>
             <w:tcW w:type="dxa" w:w="1474"/>
+          </w:tcPr>
+          <w:p>
+            <w:r/>
+            <w:r>
+              <w:rPr>
+                <w:sz w:val="20"/>
+              </w:rPr>
+              <w:t>Texto + bboxes</w:t>
+            </w:r>
+          </w:p>
+        </w:tc>
+        <w:tc>
+          <w:tcPr>
+            <w:tcW w:type="dxa" w:w="1417"/>
+          </w:tcPr>
+          <w:p>
+            <w:r/>
+            <w:r>
+              <w:rPr>
+                <w:sz w:val="20"/>
+              </w:rPr>
+              <w:t>JSON directo</w:t>
+            </w:r>
+          </w:p>
+        </w:tc>
+        <w:tc>
+          <w:tcPr>
+            <w:tcW w:type="dxa" w:w="1417"/>
           </w:tcPr>
           <w:p>
             <w:r/>
@@ -2305,7 +2346,7 @@
       <w:tr>
         <w:tc>
           <w:tcPr>
-            <w:tcW w:type="dxa" w:w="1701"/>
+            <w:tcW w:type="dxa" w:w="1587"/>
           </w:tcPr>
           <w:p>
             <w:r/>
@@ -2313,21 +2354,7 @@
               <w:rPr>
                 <w:sz w:val="20"/>
               </w:rPr>
-              <w:t>Compatibilidad Python 3.12</w:t>
-            </w:r>
-          </w:p>
-        </w:tc>
-        <w:tc>
-          <w:tcPr>
-            <w:tcW w:type="dxa" w:w="1701"/>
-          </w:tcPr>
-          <w:p>
-            <w:r/>
-            <w:r>
-              <w:rPr>
-                <w:sz w:val="20"/>
-              </w:rPr>
-              <w:t>Sí</w:t>
+              <w:t>Python 3.12</w:t>
             </w:r>
           </w:p>
         </w:tc>
@@ -2341,7 +2368,21 @@
               <w:rPr>
                 <w:sz w:val="20"/>
               </w:rPr>
-              <w:t>Sí</w:t>
+              <w:t>Compatible</w:t>
+            </w:r>
+          </w:p>
+        </w:tc>
+        <w:tc>
+          <w:tcPr>
+            <w:tcW w:type="dxa" w:w="1587"/>
+          </w:tcPr>
+          <w:p>
+            <w:r/>
+            <w:r>
+              <w:rPr>
+                <w:sz w:val="20"/>
+              </w:rPr>
+              <w:t>Compatible</w:t>
             </w:r>
           </w:p>
         </w:tc>
@@ -2355,7 +2396,65 @@
               <w:rPr>
                 <w:sz w:val="20"/>
               </w:rPr>
-              <w:t>NO (bloqueante)</w:t>
+              <w:t>NO compatible</w:t>
+            </w:r>
+          </w:p>
+        </w:tc>
+        <w:tc>
+          <w:tcPr>
+            <w:tcW w:type="dxa" w:w="1417"/>
+          </w:tcPr>
+          <w:p>
+            <w:r/>
+            <w:r>
+              <w:rPr>
+                <w:sz w:val="20"/>
+              </w:rPr>
+              <w:t>Compatible</w:t>
+            </w:r>
+          </w:p>
+        </w:tc>
+        <w:tc>
+          <w:tcPr>
+            <w:tcW w:type="dxa" w:w="1417"/>
+          </w:tcPr>
+          <w:p>
+            <w:r/>
+            <w:r>
+              <w:rPr>
+                <w:sz w:val="20"/>
+              </w:rPr>
+              <w:t>Compatible</w:t>
+            </w:r>
+          </w:p>
+        </w:tc>
+      </w:tr>
+      <w:tr>
+        <w:tc>
+          <w:tcPr>
+            <w:tcW w:type="dxa" w:w="1587"/>
+          </w:tcPr>
+          <w:p>
+            <w:r/>
+            <w:r>
+              <w:rPr>
+                <w:sz w:val="20"/>
+              </w:rPr>
+              <w:t>Multi-tipología</w:t>
+            </w:r>
+          </w:p>
+        </w:tc>
+        <w:tc>
+          <w:tcPr>
+            <w:tcW w:type="dxa" w:w="1587"/>
+          </w:tcPr>
+          <w:p>
+            <w:r/>
+            <w:r>
+              <w:rPr>
+                <w:sz w:val="20"/>
+              </w:rPr>
+              <w:t>Sí (un modelo)</w:t>
             </w:r>
           </w:p>
         </w:tc>
@@ -2387,11 +2486,9 @@
             </w:r>
           </w:p>
         </w:tc>
-      </w:tr>
-      <w:tr>
         <w:tc>
           <w:tcPr>
-            <w:tcW w:type="dxa" w:w="1701"/>
+            <w:tcW w:type="dxa" w:w="1417"/>
           </w:tcPr>
           <w:p>
             <w:r/>
@@ -2399,13 +2496,13 @@
               <w:rPr>
                 <w:sz w:val="20"/>
               </w:rPr>
-              <w:t>Multi-tipología</w:t>
+              <w:t>No (un modelo/tipo)</w:t>
             </w:r>
           </w:p>
         </w:tc>
         <w:tc>
           <w:tcPr>
-            <w:tcW w:type="dxa" w:w="1701"/>
+            <w:tcW w:type="dxa" w:w="1417"/>
           </w:tcPr>
           <w:p>
             <w:r/>
@@ -2413,7 +2510,23 @@
               <w:rPr>
                 <w:sz w:val="20"/>
               </w:rPr>
-              <w:t>Universal (un solo modelo)</w:t>
+              <w:t>Solo digitales</w:t>
+            </w:r>
+          </w:p>
+        </w:tc>
+      </w:tr>
+      <w:tr>
+        <w:tc>
+          <w:tcPr>
+            <w:tcW w:type="dxa" w:w="1587"/>
+          </w:tcPr>
+          <w:p>
+            <w:r/>
+            <w:r>
+              <w:rPr>
+                <w:sz w:val="20"/>
+              </w:rPr>
+              <w:t>Estado en el proyecto</w:t>
             </w:r>
           </w:p>
         </w:tc>
@@ -2427,7 +2540,21 @@
               <w:rPr>
                 <w:sz w:val="20"/>
               </w:rPr>
-              <w:t>Universal</w:t>
+              <w:t>SELECCIONADO</w:t>
+            </w:r>
+          </w:p>
+        </w:tc>
+        <w:tc>
+          <w:tcPr>
+            <w:tcW w:type="dxa" w:w="1587"/>
+          </w:tcPr>
+          <w:p>
+            <w:r/>
+            <w:r>
+              <w:rPr>
+                <w:sz w:val="20"/>
+              </w:rPr>
+              <w:t>Evaluado, no principal</w:t>
             </w:r>
           </w:p>
         </w:tc>
@@ -2441,13 +2568,13 @@
               <w:rPr>
                 <w:sz w:val="20"/>
               </w:rPr>
-              <w:t>Universal</w:t>
+              <w:t>Descartado sin evaluar</w:t>
             </w:r>
           </w:p>
         </w:tc>
         <w:tc>
           <w:tcPr>
-            <w:tcW w:type="dxa" w:w="1587"/>
+            <w:tcW w:type="dxa" w:w="1417"/>
           </w:tcPr>
           <w:p>
             <w:r/>
@@ -2455,13 +2582,13 @@
               <w:rPr>
                 <w:sz w:val="20"/>
               </w:rPr>
-              <w:t>Requiere 1 modelo por tipología</w:t>
+              <w:t>Descartado sin evaluar</w:t>
             </w:r>
           </w:p>
         </w:tc>
         <w:tc>
           <w:tcPr>
-            <w:tcW w:type="dxa" w:w="1474"/>
+            <w:tcW w:type="dxa" w:w="1417"/>
           </w:tcPr>
           <w:p>
             <w:r/>
@@ -2469,112 +2596,18 @@
               <w:rPr>
                 <w:sz w:val="20"/>
               </w:rPr>
-              <w:t>Solo funciona en digitales</w:t>
-            </w:r>
-          </w:p>
-        </w:tc>
-      </w:tr>
-      <w:tr>
-        <w:tc>
-          <w:tcPr>
-            <w:tcW w:type="dxa" w:w="1701"/>
-          </w:tcPr>
-          <w:p>
-            <w:r/>
-            <w:r>
-              <w:rPr>
-                <w:sz w:val="20"/>
-              </w:rPr>
-              <w:t>Estado en el proyecto</w:t>
-            </w:r>
-          </w:p>
-        </w:tc>
-        <w:tc>
-          <w:tcPr>
-            <w:tcW w:type="dxa" w:w="1701"/>
-          </w:tcPr>
-          <w:p>
-            <w:r/>
-            <w:r>
-              <w:rPr>
-                <w:sz w:val="20"/>
-              </w:rPr>
-              <w:t>EVALUADO → seleccionado como motor principal</w:t>
-            </w:r>
-          </w:p>
-        </w:tc>
-        <w:tc>
-          <w:tcPr>
-            <w:tcW w:type="dxa" w:w="1587"/>
-          </w:tcPr>
-          <w:p>
-            <w:r/>
-            <w:r>
-              <w:rPr>
-                <w:sz w:val="20"/>
-              </w:rPr>
-              <w:t>EVALUADO → descartado como motor único</w:t>
-            </w:r>
-          </w:p>
-        </w:tc>
-        <w:tc>
-          <w:tcPr>
-            <w:tcW w:type="dxa" w:w="1474"/>
-          </w:tcPr>
-          <w:p>
-            <w:r/>
-            <w:r>
-              <w:rPr>
-                <w:sz w:val="20"/>
-              </w:rPr>
-              <w:t>DESCARTADO antes del benchmark (incompatibilidad)</w:t>
-            </w:r>
-          </w:p>
-        </w:tc>
-        <w:tc>
-          <w:tcPr>
-            <w:tcW w:type="dxa" w:w="1587"/>
-          </w:tcPr>
-          <w:p>
-            <w:r/>
-            <w:r>
-              <w:rPr>
-                <w:sz w:val="20"/>
-              </w:rPr>
-              <w:t>DESCARTADO antes del benchmark (arquitectura no intercambiable)</w:t>
-            </w:r>
-          </w:p>
-        </w:tc>
-        <w:tc>
-          <w:tcPr>
-            <w:tcW w:type="dxa" w:w="1474"/>
-          </w:tcPr>
-          <w:p>
-            <w:r/>
-            <w:r>
-              <w:rPr>
-                <w:sz w:val="20"/>
-              </w:rPr>
-              <w:t>COMPLEMENTARIO (pipeline digital)</w:t>
+              <w:t>Complementario</w:t>
             </w:r>
           </w:p>
         </w:tc>
       </w:tr>
     </w:tbl>
     <w:p>
-      <w:r>
-        <w:rPr>
-          <w:sz w:val="22"/>
-        </w:rPr>
-        <w:t>Los 5 motores se evaluaron según los criterios de soberanía de datos (todos son open-source y corren localmente, cumpliendo Ley 1581/2012), compatibilidad con el entorno Python 3.12 del proyecto, y capacidad de procesar los 4 tipos documentales del corpus SECOP. Solo EasyOCR y Tesseract pasaron a la fase de benchmark formal.</w:t>
-      </w:r>
-    </w:p>
-    <w:p>
       <w:pPr>
         <w:pStyle w:val="Heading2"/>
       </w:pPr>
       <w:r>
-        <w:t>2.6 PyMuPDF — nota complementaria</w:t>
+        <w:t>2.6 PyMuPDF — extractor complementario (no participa del benchmark)</w:t>
       </w:r>
     </w:p>
     <w:p>
@@ -2582,7 +2615,15 @@
         <w:rPr>
           <w:sz w:val="22"/>
         </w:rPr>
-        <w:t>PyMuPDF no se incluye en el benchmark porque no es un motor OCR. Es un extractor de texto nativo que solo funciona cuando el PDF tiene caracteres digitales embebidos (no imagen). En el pipeline productivo del proyecto, PyMuPDF maneja los 548 documentos digitales del corpus con precisión perfecta (CER ≈ 0), mientras que EasyOCR/Tesseract manejan los 416 escaneados. Esta bifurcación "usa el motor apropiado según el tipo" es una decisión arquitectural separada.</w:t>
+        <w:t>PyMuPDF no es un motor OCR sino un extractor de texto nativo que opera sobre PDFs con caracteres digitales embebidos (no imagen). Se menciona porque es parte integral del pipeline del proyecto, aunque no participa del benchmark.</w:t>
+      </w:r>
+    </w:p>
+    <w:p>
+      <w:r>
+        <w:rPr>
+          <w:sz w:val="22"/>
+        </w:rPr>
+        <w:t>En el pipeline productivo, PyMuPDF maneja los 548 documentos digitales del corpus con precisión prácticamente perfecta (CER ≈ 0), mientras que EasyOCR/Tesseract manejan los 416 escaneados. Esta bifurcación "usar el motor apropiado según el tipo de documento" es una decisión arquitectural independiente a la selección OCR.</w:t>
       </w:r>
     </w:p>
     <w:p>
@@ -2595,7 +2636,7 @@
         <w:pStyle w:val="Heading1"/>
       </w:pPr>
       <w:r>
-        <w:t>3. Las métricas: qué se midió y qué mide cada una</w:t>
+        <w:t>3. Métricas de evaluación</w:t>
       </w:r>
     </w:p>
     <w:p>
@@ -2603,7 +2644,7 @@
         <w:rPr>
           <w:sz w:val="22"/>
         </w:rPr>
-        <w:t>Se calcularon cuatro métricas por cada combinación (motor × documento). Cada métrica responde a una pregunta distinta.</w:t>
+        <w:t>Se calcularon cuatro métricas sobre cada combinación (motor × documento). Cada métrica responde a una pregunta distinta, y el conjunto permite una evaluación multidimensional del rendimiento.</w:t>
       </w:r>
     </w:p>
     <w:p>
@@ -2611,7 +2652,7 @@
         <w:pStyle w:val="Heading2"/>
       </w:pPr>
       <w:r>
-        <w:t>3.1 Character Error Rate (CER) — calidad carácter a carácter</w:t>
+        <w:t>3.1 Character Error Rate (CER) — calidad a nivel de carácter</w:t>
       </w:r>
     </w:p>
     <w:p>
@@ -2627,7 +2668,7 @@
           <w:i/>
           <w:sz w:val="22"/>
         </w:rPr>
-        <w:t>¿qué tan cerca está el texto producido por el OCR del texto real?</w:t>
+        <w:t>¿qué tan cerca está el texto producido por el OCR del texto real transcrito por el humano?</w:t>
       </w:r>
     </w:p>
     <w:p>
@@ -2653,11 +2694,11 @@
         <w:br/>
         <w:t>donde:</w:t>
         <w:br/>
-        <w:t xml:space="preserve">  S = número de caracteres sustituidos (el OCR escribió el carácter incorrecto)</w:t>
+        <w:t xml:space="preserve">  S = caracteres sustituidos (el OCR escribió un carácter incorrecto)</w:t>
         <w:br/>
-        <w:t xml:space="preserve">  D = número de caracteres borrados (el OCR omitió un carácter que estaba en el original)</w:t>
+        <w:t xml:space="preserve">  D = caracteres borrados (el OCR omitió un carácter del original)</w:t>
         <w:br/>
-        <w:t xml:space="preserve">  I = número de caracteres insertados (el OCR agregó un carácter que no estaba)</w:t>
+        <w:t xml:space="preserve">  I = caracteres insertados (el OCR agregó un carácter que no existía)</w:t>
         <w:br/>
         <w:t xml:space="preserve">  N = total de caracteres en la transcripción humana (referencia)</w:t>
       </w:r>
@@ -2667,7 +2708,7 @@
         <w:rPr>
           <w:sz w:val="22"/>
         </w:rPr>
-        <w:t>Se calcula con la distancia de edición de Levenshtein entre el texto OCR y la transcripción humana. Es la métrica canónica de literatura OCR desde los años 80.</w:t>
+        <w:t>Se calcula con la distancia de edición de Levenshtein entre el texto OCR y la transcripción humana. Es la métrica canónica de la literatura OCR desde los años 80.</w:t>
       </w:r>
     </w:p>
     <w:p>
@@ -2682,7 +2723,7 @@
         <w:rPr>
           <w:sz w:val="22"/>
         </w:rPr>
-        <w:t>menor es mejor. CER = 0 significa coincidencia perfecta. CER = 0.3 significa que 30 de cada 100 caracteres tienen algún error.</w:t>
+        <w:t>menor es mejor. CER = 0 significa coincidencia perfecta. CER = 0.30 significa que aproximadamente 30 de cada 100 caracteres tienen algún error.</w:t>
       </w:r>
     </w:p>
     <w:p>
@@ -2701,11 +2742,33 @@
       </w:r>
     </w:p>
     <w:p>
+      <w:r>
+        <w:rPr>
+          <w:b/>
+          <w:sz w:val="22"/>
+        </w:rPr>
+        <w:t xml:space="preserve">Implementación: </w:t>
+      </w:r>
+      <w:r>
+        <w:rPr>
+          <w:sz w:val="22"/>
+        </w:rPr>
+        <w:t xml:space="preserve">librería jiwer — </w:t>
+      </w:r>
+      <w:r>
+        <w:rPr>
+          <w:rFonts w:ascii="Consolas" w:hAnsi="Consolas"/>
+          <w:sz w:val="20"/>
+        </w:rPr>
+        <w:t>jiwer.cer(reference, hypothesis)</w:t>
+      </w:r>
+    </w:p>
+    <w:p>
       <w:pPr>
         <w:pStyle w:val="Heading2"/>
       </w:pPr>
       <w:r>
-        <w:t>3.2 Word Error Rate (WER) — calidad palabra a palabra</w:t>
+        <w:t>3.2 Word Error Rate (WER) — calidad a nivel de palabra</w:t>
       </w:r>
     </w:p>
     <w:p>
@@ -2721,7 +2784,7 @@
           <w:i/>
           <w:sz w:val="22"/>
         </w:rPr>
-        <w:t>¿cuántas palabras enteras está errando el OCR?</w:t>
+        <w:t>¿cuántas palabras enteras quedan erradas en la salida del OCR?</w:t>
       </w:r>
     </w:p>
     <w:p>
@@ -2736,20 +2799,7 @@
         <w:rPr>
           <w:sz w:val="22"/>
         </w:rPr>
-        <w:t xml:space="preserve">la misma que CER pero contando </w:t>
-      </w:r>
-      <w:r>
-        <w:rPr>
-          <w:i/>
-          <w:sz w:val="22"/>
-        </w:rPr>
-        <w:t>palabras</w:t>
-      </w:r>
-      <w:r>
-        <w:rPr>
-          <w:sz w:val="22"/>
-        </w:rPr>
-        <w:t xml:space="preserve"> en lugar de caracteres. Se calcula con alineación Levenshtein sobre la secuencia de palabras tokenizadas por espacios.</w:t>
+        <w:t>la misma que CER pero contando palabras en lugar de caracteres. Se calcula con alineación Levenshtein sobre la secuencia de palabras tokenizadas por espacios.</w:t>
       </w:r>
     </w:p>
     <w:p>
@@ -2758,13 +2808,13 @@
           <w:b/>
           <w:sz w:val="22"/>
         </w:rPr>
-        <w:t xml:space="preserve">Por qué medir las dos: </w:t>
+        <w:t xml:space="preserve">Por qué medir ambas (CER y WER): </w:t>
       </w:r>
       <w:r>
         <w:rPr>
           <w:sz w:val="22"/>
         </w:rPr>
-        <w:t>CER y WER miden cosas distintas. Un OCR puede tener CER bajo (pocos errores de carácter) pero WER alto si los errores se concentran en unas pocas palabras que quedan irreconocibles. Y viceversa. Dos motores con CER similar pueden tener WER muy distinto, lo que tiene implicaciones downstream.</w:t>
+        <w:t>CER y WER miden dimensiones distintas. Un OCR puede tener CER bajo (pocos errores de carácter) pero WER alto si los errores se concentran en unas pocas palabras que quedan irreconocibles. La combinación permite distinguir entre "muchos errores pequeños repartidos" y "pocas palabras totalmente arruinadas".</w:t>
       </w:r>
     </w:p>
     <w:p>
@@ -2772,7 +2822,7 @@
         <w:pStyle w:val="Heading2"/>
       </w:pPr>
       <w:r>
-        <w:t>3.3 Entity Recall — la métrica que MÁS importa para este proyecto</w:t>
+        <w:t>3.3 Entity Recall — utilidad downstream para NER</w:t>
       </w:r>
     </w:p>
     <w:p>
@@ -2788,7 +2838,7 @@
           <w:i/>
           <w:sz w:val="22"/>
         </w:rPr>
-        <w:t>¿qué tanto preserva el OCR las entidades (NITs, cédulas, fechas, montos) que el sistema necesita extraer después?</w:t>
+        <w:t>¿qué tanto preserva el OCR las entidades (NITs, cédulas, fechas, montos) que el sistema necesita extraer en fases posteriores?</w:t>
       </w:r>
     </w:p>
     <w:p>
@@ -2796,7 +2846,7 @@
         <w:rPr>
           <w:sz w:val="22"/>
         </w:rPr>
-        <w:t>CER y WER miden la calidad del texto en general. Pero lo que realmente importa para un sistema IDP (Intelligent Document Processing) es si los datos clave (NIT, número de cédula, fecha, monto) quedaron legibles.</w:t>
+        <w:t>CER y WER miden la calidad del texto en general, pero lo que realmente determina el éxito de un sistema IDP es si los datos clave quedaron legibles. Un OCR con CER 0.30 puede ser perfectamente utilizable si preserva los NITs, o inútil si los NITs quedan fragmentados.</w:t>
       </w:r>
     </w:p>
     <w:p>
@@ -2817,7 +2867,7 @@
           <w:rFonts w:ascii="Consolas" w:hAnsi="Consolas"/>
           <w:sz w:val="18"/>
         </w:rPr>
-        <w:t>entity_recall = | entidades_detectadas_en_OCR ∩ entidades_en_gold | / | entidades_en_gold |</w:t>
+        <w:t>entity_recall = |entidades_detectadas_en_OCR ∩ entidades_en_gold| / |entidades_en_gold|</w:t>
       </w:r>
     </w:p>
     <w:p>
@@ -2825,7 +2875,7 @@
         <w:rPr>
           <w:sz w:val="22"/>
         </w:rPr>
-        <w:t>Las "entidades" se extraen con cuatro patrones regex específicos del dominio colombiano:</w:t>
+        <w:t>Las "entidades" se extraen mediante cuatro patrones regex específicos del dominio colombiano, aplicados tanto al texto OCR como a la transcripción humana de referencia:</w:t>
       </w:r>
     </w:p>
     <w:tbl>
@@ -2871,7 +2921,7 @@
                 <w:color w:val="FFFFFF"/>
                 <w:sz w:val="20"/>
               </w:rPr>
-              <w:t>Patrón de búsqueda (regex)</w:t>
+              <w:t>Patrón regex</w:t>
             </w:r>
           </w:p>
         </w:tc>
@@ -3082,7 +3132,7 @@
         <w:rPr>
           <w:sz w:val="22"/>
         </w:rPr>
-        <w:t>mayor es mejor. Entity_recall = 1.0 significa que el OCR preservó todas las entidades del gold. Entity_recall = 0.5 significa que la mitad de los NITs/cédulas/fechas/montos quedaron inusables.</w:t>
+        <w:t>mayor es mejor. entity_recall = 1.00 significa que el OCR preservó todas las entidades del gold. entity_recall = 0.50 significa que la mitad de los NITs, cédulas, fechas o montos quedaron inusables para extracción posterior.</w:t>
       </w:r>
     </w:p>
     <w:p>
@@ -3091,13 +3141,13 @@
           <w:b/>
           <w:sz w:val="22"/>
         </w:rPr>
-        <w:t xml:space="preserve">Por qué es crítico: </w:t>
+        <w:t xml:space="preserve">Por qué es la métrica más importante para este proyecto: </w:t>
       </w:r>
       <w:r>
         <w:rPr>
           <w:sz w:val="22"/>
         </w:rPr>
-        <w:t>un OCR puede tener CER 0.30 (30% de caracteres con error) pero si los dígitos del NIT quedan rotos, la extracción NER downstream falla aunque "en promedio" el texto se lea. Entity recall mide directamente utilidad downstream. Esta métrica está alineada con la evaluación a nivel de entidad del shared task CoNLL-2002 (Tjong Kim Sang, 2002).</w:t>
+        <w:t>el objetivo del sistema no es "transcribir texto" sino "extraer entidades". Entity recall mide directamente esa utilidad. Esta métrica está alineada con la evaluación a nivel de entidad del shared task CoNLL-2002 (Tjong Kim Sang, 2002).</w:t>
       </w:r>
     </w:p>
     <w:p>
@@ -3121,7 +3171,7 @@
           <w:i/>
           <w:sz w:val="22"/>
         </w:rPr>
-        <w:t>¿cuánto cuesta ejecutar este OCR a escala?</w:t>
+        <w:t>¿cuánto cuesta, en términos de tiempo, ejecutar este motor OCR a escala?</w:t>
       </w:r>
     </w:p>
     <w:p>
@@ -3129,7 +3179,7 @@
         <w:rPr>
           <w:sz w:val="22"/>
         </w:rPr>
-        <w:t>Se mide con time.perf_counter() en alta resolución, contabilizando solo el tiempo de inferencia (no de carga del modelo, que se amortiza).</w:t>
+        <w:t>Se mide con time.perf_counter() en alta resolución, contabilizando únicamente el tiempo de inferencia (no el de carga del modelo, que se amortiza).</w:t>
       </w:r>
     </w:p>
     <w:p>
@@ -3144,7 +3194,7 @@
         <w:rPr>
           <w:sz w:val="22"/>
         </w:rPr>
-        <w:t>el corpus del proyecto tiene 1,678 páginas escaneadas. Un motor a 50 s/página requiere ~23 horas de cómputo (corrida overnight). Un motor a 5 s/página requiere ~2.3 horas. La diferencia operativa es sustancial para iteración experimental.</w:t>
+        <w:t>el corpus del proyecto tiene 1,678 páginas escaneadas. Un motor a 50 s/pág requiere ~23 horas de cómputo (corrida overnight). Un motor a 5 s/pág requiere ~2.3 horas. La diferencia operativa es sustancial para iteración experimental.</w:t>
       </w:r>
     </w:p>
     <w:p>
@@ -3152,7 +3202,7 @@
         <w:pStyle w:val="Heading2"/>
       </w:pPr>
       <w:r>
-        <w:t>3.5 Resumen de las métricas</w:t>
+        <w:t>3.5 Resumen de las métricas calculadas</w:t>
       </w:r>
     </w:p>
     <w:tbl>
@@ -3163,10 +3213,11 @@
         <w:tblLook w:firstColumn="1" w:firstRow="1" w:lastColumn="0" w:lastRow="0" w:noHBand="0" w:noVBand="1" w:val="04A0"/>
       </w:tblPr>
       <w:tblGrid>
-        <w:gridCol w:w="2351"/>
-        <w:gridCol w:w="2351"/>
-        <w:gridCol w:w="2351"/>
-        <w:gridCol w:w="2351"/>
+        <w:gridCol w:w="1881"/>
+        <w:gridCol w:w="1881"/>
+        <w:gridCol w:w="1881"/>
+        <w:gridCol w:w="1881"/>
+        <w:gridCol w:w="1881"/>
       </w:tblGrid>
       <w:tr>
         <w:tc>
@@ -3188,7 +3239,7 @@
         </w:tc>
         <w:tc>
           <w:tcPr>
-            <w:tcW w:type="dxa" w:w="3118"/>
+            <w:tcW w:type="dxa" w:w="2835"/>
             <w:shd w:fill="2E5C8A"/>
           </w:tcPr>
           <w:p>
@@ -3199,7 +3250,24 @@
                 <w:color w:val="FFFFFF"/>
                 <w:sz w:val="20"/>
               </w:rPr>
-              <w:t>Fórmula conceptual</w:t>
+              <w:t>Qué mide</w:t>
+            </w:r>
+          </w:p>
+        </w:tc>
+        <w:tc>
+          <w:tcPr>
+            <w:tcW w:type="dxa" w:w="1417"/>
+            <w:shd w:fill="2E5C8A"/>
+          </w:tcPr>
+          <w:p>
+            <w:r/>
+            <w:r>
+              <w:rPr>
+                <w:b/>
+                <w:color w:val="FFFFFF"/>
+                <w:sz w:val="20"/>
+              </w:rPr>
+              <w:t>Unidad</w:t>
             </w:r>
           </w:p>
         </w:tc>
@@ -3222,7 +3290,7 @@
         </w:tc>
         <w:tc>
           <w:tcPr>
-            <w:tcW w:type="dxa" w:w="3402"/>
+            <w:tcW w:type="dxa" w:w="2835"/>
             <w:shd w:fill="2E5C8A"/>
           </w:tcPr>
           <w:p>
@@ -3255,7 +3323,7 @@
         </w:tc>
         <w:tc>
           <w:tcPr>
-            <w:tcW w:type="dxa" w:w="3118"/>
+            <w:tcW w:type="dxa" w:w="2835"/>
           </w:tcPr>
           <w:p>
             <w:r/>
@@ -3263,7 +3331,21 @@
               <w:rPr>
                 <w:sz w:val="20"/>
               </w:rPr>
-              <w:t>(errores de carácter) / (total de caracteres)</w:t>
+              <w:t>Errores de carácter respecto al total</w:t>
+            </w:r>
+          </w:p>
+        </w:tc>
+        <w:tc>
+          <w:tcPr>
+            <w:tcW w:type="dxa" w:w="1417"/>
+          </w:tcPr>
+          <w:p>
+            <w:r/>
+            <w:r>
+              <w:rPr>
+                <w:sz w:val="20"/>
+              </w:rPr>
+              <w:t>Proporción [0,1]</w:t>
             </w:r>
           </w:p>
         </w:tc>
@@ -3283,7 +3365,7 @@
         </w:tc>
         <w:tc>
           <w:tcPr>
-            <w:tcW w:type="dxa" w:w="3402"/>
+            <w:tcW w:type="dxa" w:w="2835"/>
           </w:tcPr>
           <w:p>
             <w:r/>
@@ -3313,7 +3395,7 @@
         </w:tc>
         <w:tc>
           <w:tcPr>
-            <w:tcW w:type="dxa" w:w="3118"/>
+            <w:tcW w:type="dxa" w:w="2835"/>
           </w:tcPr>
           <w:p>
             <w:r/>
@@ -3321,7 +3403,21 @@
               <w:rPr>
                 <w:sz w:val="20"/>
               </w:rPr>
-              <w:t>(errores de palabra) / (total de palabras)</w:t>
+              <w:t>Errores de palabra respecto al total</w:t>
+            </w:r>
+          </w:p>
+        </w:tc>
+        <w:tc>
+          <w:tcPr>
+            <w:tcW w:type="dxa" w:w="1417"/>
+          </w:tcPr>
+          <w:p>
+            <w:r/>
+            <w:r>
+              <w:rPr>
+                <w:sz w:val="20"/>
+              </w:rPr>
+              <w:t>Proporción [0,1]</w:t>
             </w:r>
           </w:p>
         </w:tc>
@@ -3341,7 +3437,7 @@
         </w:tc>
         <w:tc>
           <w:tcPr>
-            <w:tcW w:type="dxa" w:w="3402"/>
+            <w:tcW w:type="dxa" w:w="2835"/>
           </w:tcPr>
           <w:p>
             <w:r/>
@@ -3371,7 +3467,7 @@
         </w:tc>
         <w:tc>
           <w:tcPr>
-            <w:tcW w:type="dxa" w:w="3118"/>
+            <w:tcW w:type="dxa" w:w="2835"/>
           </w:tcPr>
           <w:p>
             <w:r/>
@@ -3379,7 +3475,21 @@
               <w:rPr>
                 <w:sz w:val="20"/>
               </w:rPr>
-              <w:t>(entidades preservadas) / (entidades en gold)</w:t>
+              <w:t>Entidades preservadas en OCR</w:t>
+            </w:r>
+          </w:p>
+        </w:tc>
+        <w:tc>
+          <w:tcPr>
+            <w:tcW w:type="dxa" w:w="1417"/>
+          </w:tcPr>
+          <w:p>
+            <w:r/>
+            <w:r>
+              <w:rPr>
+                <w:sz w:val="20"/>
+              </w:rPr>
+              <w:t>Proporción [0,1]</w:t>
             </w:r>
           </w:p>
         </w:tc>
@@ -3399,7 +3509,7 @@
         </w:tc>
         <w:tc>
           <w:tcPr>
-            <w:tcW w:type="dxa" w:w="3402"/>
+            <w:tcW w:type="dxa" w:w="2835"/>
           </w:tcPr>
           <w:p>
             <w:r/>
@@ -3407,7 +3517,7 @@
               <w:rPr>
                 <w:sz w:val="20"/>
               </w:rPr>
-              <w:t>Utilidad downstream para NER</w:t>
+              <w:t>Utilidad para extracción NER</w:t>
             </w:r>
           </w:p>
         </w:tc>
@@ -3423,13 +3533,13 @@
               <w:rPr>
                 <w:sz w:val="20"/>
               </w:rPr>
-              <w:t>Segundos/página</w:t>
+              <w:t>Seg/página</w:t>
             </w:r>
           </w:p>
         </w:tc>
         <w:tc>
           <w:tcPr>
-            <w:tcW w:type="dxa" w:w="3118"/>
+            <w:tcW w:type="dxa" w:w="2835"/>
           </w:tcPr>
           <w:p>
             <w:r/>
@@ -3437,7 +3547,21 @@
               <w:rPr>
                 <w:sz w:val="20"/>
               </w:rPr>
-              <w:t>Tiempo total / número de páginas</w:t>
+              <w:t>Tiempo medio por página</w:t>
+            </w:r>
+          </w:p>
+        </w:tc>
+        <w:tc>
+          <w:tcPr>
+            <w:tcW w:type="dxa" w:w="1417"/>
+          </w:tcPr>
+          <w:p>
+            <w:r/>
+            <w:r>
+              <w:rPr>
+                <w:sz w:val="20"/>
+              </w:rPr>
+              <w:t>Segundos</w:t>
             </w:r>
           </w:p>
         </w:tc>
@@ -3457,7 +3581,7 @@
         </w:tc>
         <w:tc>
           <w:tcPr>
-            <w:tcW w:type="dxa" w:w="3402"/>
+            <w:tcW w:type="dxa" w:w="2835"/>
           </w:tcPr>
           <w:p>
             <w:r/>
@@ -3465,7 +3589,7 @@
               <w:rPr>
                 <w:sz w:val="20"/>
               </w:rPr>
-              <w:t>Costo operativo</w:t>
+              <w:t>Costo operativo a escala</w:t>
             </w:r>
           </w:p>
         </w:tc>
@@ -3481,7 +3605,7 @@
         <w:pStyle w:val="Heading1"/>
       </w:pPr>
       <w:r>
-        <w:t>4. Resultados</w:t>
+        <w:t>4. Comparación de métricas entre motores</w:t>
       </w:r>
     </w:p>
     <w:p>
@@ -3489,7 +3613,15 @@
         <w:pStyle w:val="Heading2"/>
       </w:pPr>
       <w:r>
-        <w:t>4.1 Resumen global</w:t>
+        <w:t>4.1 Comparación directa de las 4 métricas (valores globales)</w:t>
+      </w:r>
+    </w:p>
+    <w:p>
+      <w:r>
+        <w:rPr>
+          <w:sz w:val="22"/>
+        </w:rPr>
+        <w:t>La siguiente tabla muestra lado a lado los valores de las 4 métricas calculadas sobre los 15 documentos del Gold Standard, para cada motor. El motor ganador en cada métrica se marca con una indicación explícita.</w:t>
       </w:r>
     </w:p>
     <w:tbl>
@@ -3510,7 +3642,7 @@
       <w:tr>
         <w:tc>
           <w:tcPr>
-            <w:tcW w:type="dxa" w:w="1984"/>
+            <w:tcW w:type="dxa" w:w="1701"/>
             <w:shd w:fill="2E5C8A"/>
           </w:tcPr>
           <w:p>
@@ -3521,13 +3653,13 @@
                 <w:color w:val="FFFFFF"/>
                 <w:sz w:val="20"/>
               </w:rPr>
-              <w:t>Motor</w:t>
+              <w:t>Métrica</w:t>
             </w:r>
           </w:p>
         </w:tc>
         <w:tc>
           <w:tcPr>
-            <w:tcW w:type="dxa" w:w="850"/>
+            <w:tcW w:type="dxa" w:w="1304"/>
             <w:shd w:fill="2E5C8A"/>
           </w:tcPr>
           <w:p>
@@ -3538,13 +3670,13 @@
                 <w:color w:val="FFFFFF"/>
                 <w:sz w:val="20"/>
               </w:rPr>
-              <w:t>N docs</w:t>
+              <w:t>EasyOCR</w:t>
             </w:r>
           </w:p>
         </w:tc>
         <w:tc>
           <w:tcPr>
-            <w:tcW w:type="dxa" w:w="1134"/>
+            <w:tcW w:type="dxa" w:w="1304"/>
             <w:shd w:fill="2E5C8A"/>
           </w:tcPr>
           <w:p>
@@ -3555,24 +3687,7 @@
                 <w:color w:val="FFFFFF"/>
                 <w:sz w:val="20"/>
               </w:rPr>
-              <w:t>CER medio</w:t>
-            </w:r>
-          </w:p>
-        </w:tc>
-        <w:tc>
-          <w:tcPr>
-            <w:tcW w:type="dxa" w:w="1134"/>
-            <w:shd w:fill="2E5C8A"/>
-          </w:tcPr>
-          <w:p>
-            <w:r/>
-            <w:r>
-              <w:rPr>
-                <w:b/>
-                <w:color w:val="FFFFFF"/>
-                <w:sz w:val="20"/>
-              </w:rPr>
-              <w:t>WER medio</w:t>
+              <w:t>Tesseract</w:t>
             </w:r>
           </w:p>
         </w:tc>
@@ -3589,7 +3704,7 @@
                 <w:color w:val="FFFFFF"/>
                 <w:sz w:val="20"/>
               </w:rPr>
-              <w:t>Entity recall</w:t>
+              <w:t>Diferencia</w:t>
             </w:r>
           </w:p>
         </w:tc>
@@ -3606,7 +3721,24 @@
                 <w:color w:val="FFFFFF"/>
                 <w:sz w:val="20"/>
               </w:rPr>
-              <w:t>Segundos/página</w:t>
+              <w:t>Dirección</w:t>
+            </w:r>
+          </w:p>
+        </w:tc>
+        <w:tc>
+          <w:tcPr>
+            <w:tcW w:type="dxa" w:w="2211"/>
+            <w:shd w:fill="2E5C8A"/>
+          </w:tcPr>
+          <w:p>
+            <w:r/>
+            <w:r>
+              <w:rPr>
+                <w:b/>
+                <w:color w:val="FFFFFF"/>
+                <w:sz w:val="20"/>
+              </w:rPr>
+              <w:t>Motor ganador</w:t>
             </w:r>
           </w:p>
         </w:tc>
@@ -3614,7 +3746,7 @@
       <w:tr>
         <w:tc>
           <w:tcPr>
-            <w:tcW w:type="dxa" w:w="1984"/>
+            <w:tcW w:type="dxa" w:w="1701"/>
           </w:tcPr>
           <w:p>
             <w:r/>
@@ -3622,27 +3754,13 @@
               <w:rPr>
                 <w:sz w:val="20"/>
               </w:rPr>
-              <w:t>EasyOCR (CPU)</w:t>
+              <w:t>CER (global)</w:t>
             </w:r>
           </w:p>
         </w:tc>
         <w:tc>
           <w:tcPr>
-            <w:tcW w:type="dxa" w:w="850"/>
-          </w:tcPr>
-          <w:p>
-            <w:r/>
-            <w:r>
-              <w:rPr>
-                <w:sz w:val="20"/>
-              </w:rPr>
-              <w:t>15</w:t>
-            </w:r>
-          </w:p>
-        </w:tc>
-        <w:tc>
-          <w:tcPr>
-            <w:tcW w:type="dxa" w:w="1134"/>
+            <w:tcW w:type="dxa" w:w="1304"/>
           </w:tcPr>
           <w:p>
             <w:r/>
@@ -3656,7 +3774,79 @@
         </w:tc>
         <w:tc>
           <w:tcPr>
-            <w:tcW w:type="dxa" w:w="1134"/>
+            <w:tcW w:type="dxa" w:w="1304"/>
+          </w:tcPr>
+          <w:p>
+            <w:r/>
+            <w:r>
+              <w:rPr>
+                <w:sz w:val="20"/>
+              </w:rPr>
+              <w:t>0.446</w:t>
+            </w:r>
+          </w:p>
+        </w:tc>
+        <w:tc>
+          <w:tcPr>
+            <w:tcW w:type="dxa" w:w="1417"/>
+          </w:tcPr>
+          <w:p>
+            <w:r/>
+            <w:r>
+              <w:rPr>
+                <w:sz w:val="20"/>
+              </w:rPr>
+              <w:t>0.170</w:t>
+            </w:r>
+          </w:p>
+        </w:tc>
+        <w:tc>
+          <w:tcPr>
+            <w:tcW w:type="dxa" w:w="1701"/>
+          </w:tcPr>
+          <w:p>
+            <w:r/>
+            <w:r>
+              <w:rPr>
+                <w:sz w:val="20"/>
+              </w:rPr>
+              <w:t>Menor es mejor</w:t>
+            </w:r>
+          </w:p>
+        </w:tc>
+        <w:tc>
+          <w:tcPr>
+            <w:tcW w:type="dxa" w:w="2211"/>
+          </w:tcPr>
+          <w:p>
+            <w:r/>
+            <w:r>
+              <w:rPr>
+                <w:sz w:val="20"/>
+              </w:rPr>
+              <w:t>EasyOCR (−38%)</w:t>
+            </w:r>
+          </w:p>
+        </w:tc>
+      </w:tr>
+      <w:tr>
+        <w:tc>
+          <w:tcPr>
+            <w:tcW w:type="dxa" w:w="1701"/>
+          </w:tcPr>
+          <w:p>
+            <w:r/>
+            <w:r>
+              <w:rPr>
+                <w:sz w:val="20"/>
+              </w:rPr>
+              <w:t>WER (global)</w:t>
+            </w:r>
+          </w:p>
+        </w:tc>
+        <w:tc>
+          <w:tcPr>
+            <w:tcW w:type="dxa" w:w="1304"/>
           </w:tcPr>
           <w:p>
             <w:r/>
@@ -3670,79 +3860,7 @@
         </w:tc>
         <w:tc>
           <w:tcPr>
-            <w:tcW w:type="dxa" w:w="1417"/>
-          </w:tcPr>
-          <w:p>
-            <w:r/>
-            <w:r>
-              <w:rPr>
-                <w:sz w:val="20"/>
-              </w:rPr>
-              <w:t>0.551</w:t>
-            </w:r>
-          </w:p>
-        </w:tc>
-        <w:tc>
-          <w:tcPr>
-            <w:tcW w:type="dxa" w:w="1701"/>
-          </w:tcPr>
-          <w:p>
-            <w:r/>
-            <w:r>
-              <w:rPr>
-                <w:sz w:val="20"/>
-              </w:rPr>
-              <w:t>46.02</w:t>
-            </w:r>
-          </w:p>
-        </w:tc>
-      </w:tr>
-      <w:tr>
-        <w:tc>
-          <w:tcPr>
-            <w:tcW w:type="dxa" w:w="1984"/>
-          </w:tcPr>
-          <w:p>
-            <w:r/>
-            <w:r>
-              <w:rPr>
-                <w:sz w:val="20"/>
-              </w:rPr>
-              <w:t>Tesseract 5</w:t>
-            </w:r>
-          </w:p>
-        </w:tc>
-        <w:tc>
-          <w:tcPr>
-            <w:tcW w:type="dxa" w:w="850"/>
-          </w:tcPr>
-          <w:p>
-            <w:r/>
-            <w:r>
-              <w:rPr>
-                <w:sz w:val="20"/>
-              </w:rPr>
-              <w:t>15</w:t>
-            </w:r>
-          </w:p>
-        </w:tc>
-        <w:tc>
-          <w:tcPr>
-            <w:tcW w:type="dxa" w:w="1134"/>
-          </w:tcPr>
-          <w:p>
-            <w:r/>
-            <w:r>
-              <w:rPr>
-                <w:sz w:val="20"/>
-              </w:rPr>
-              <w:t>0.446</w:t>
-            </w:r>
-          </w:p>
-        </w:tc>
-        <w:tc>
-          <w:tcPr>
-            <w:tcW w:type="dxa" w:w="1134"/>
+            <w:tcW w:type="dxa" w:w="1304"/>
           </w:tcPr>
           <w:p>
             <w:r/>
@@ -3764,7 +3882,7 @@
               <w:rPr>
                 <w:sz w:val="20"/>
               </w:rPr>
-              <w:t>0.605</w:t>
+              <w:t>0.081</w:t>
             </w:r>
           </w:p>
         </w:tc>
@@ -3778,52 +3896,198 @@
               <w:rPr>
                 <w:sz w:val="20"/>
               </w:rPr>
+              <w:t>Menor es mejor</w:t>
+            </w:r>
+          </w:p>
+        </w:tc>
+        <w:tc>
+          <w:tcPr>
+            <w:tcW w:type="dxa" w:w="2211"/>
+          </w:tcPr>
+          <w:p>
+            <w:r/>
+            <w:r>
+              <w:rPr>
+                <w:sz w:val="20"/>
+              </w:rPr>
+              <w:t>EasyOCR (−15%)</w:t>
+            </w:r>
+          </w:p>
+        </w:tc>
+      </w:tr>
+      <w:tr>
+        <w:tc>
+          <w:tcPr>
+            <w:tcW w:type="dxa" w:w="1701"/>
+          </w:tcPr>
+          <w:p>
+            <w:r/>
+            <w:r>
+              <w:rPr>
+                <w:sz w:val="20"/>
+              </w:rPr>
+              <w:t>Entity Recall</w:t>
+            </w:r>
+          </w:p>
+        </w:tc>
+        <w:tc>
+          <w:tcPr>
+            <w:tcW w:type="dxa" w:w="1304"/>
+          </w:tcPr>
+          <w:p>
+            <w:r/>
+            <w:r>
+              <w:rPr>
+                <w:sz w:val="20"/>
+              </w:rPr>
+              <w:t>0.551</w:t>
+            </w:r>
+          </w:p>
+        </w:tc>
+        <w:tc>
+          <w:tcPr>
+            <w:tcW w:type="dxa" w:w="1304"/>
+          </w:tcPr>
+          <w:p>
+            <w:r/>
+            <w:r>
+              <w:rPr>
+                <w:sz w:val="20"/>
+              </w:rPr>
+              <w:t>0.605</w:t>
+            </w:r>
+          </w:p>
+        </w:tc>
+        <w:tc>
+          <w:tcPr>
+            <w:tcW w:type="dxa" w:w="1417"/>
+          </w:tcPr>
+          <w:p>
+            <w:r/>
+            <w:r>
+              <w:rPr>
+                <w:sz w:val="20"/>
+              </w:rPr>
+              <w:t>0.054</w:t>
+            </w:r>
+          </w:p>
+        </w:tc>
+        <w:tc>
+          <w:tcPr>
+            <w:tcW w:type="dxa" w:w="1701"/>
+          </w:tcPr>
+          <w:p>
+            <w:r/>
+            <w:r>
+              <w:rPr>
+                <w:sz w:val="20"/>
+              </w:rPr>
+              <w:t>Mayor es mejor</w:t>
+            </w:r>
+          </w:p>
+        </w:tc>
+        <w:tc>
+          <w:tcPr>
+            <w:tcW w:type="dxa" w:w="2211"/>
+          </w:tcPr>
+          <w:p>
+            <w:r/>
+            <w:r>
+              <w:rPr>
+                <w:sz w:val="20"/>
+              </w:rPr>
+              <w:t>Tesseract (+10%)</w:t>
+            </w:r>
+          </w:p>
+        </w:tc>
+      </w:tr>
+      <w:tr>
+        <w:tc>
+          <w:tcPr>
+            <w:tcW w:type="dxa" w:w="1701"/>
+          </w:tcPr>
+          <w:p>
+            <w:r/>
+            <w:r>
+              <w:rPr>
+                <w:sz w:val="20"/>
+              </w:rPr>
+              <w:t>Segundos/página</w:t>
+            </w:r>
+          </w:p>
+        </w:tc>
+        <w:tc>
+          <w:tcPr>
+            <w:tcW w:type="dxa" w:w="1304"/>
+          </w:tcPr>
+          <w:p>
+            <w:r/>
+            <w:r>
+              <w:rPr>
+                <w:sz w:val="20"/>
+              </w:rPr>
+              <w:t>46.02</w:t>
+            </w:r>
+          </w:p>
+        </w:tc>
+        <w:tc>
+          <w:tcPr>
+            <w:tcW w:type="dxa" w:w="1304"/>
+          </w:tcPr>
+          <w:p>
+            <w:r/>
+            <w:r>
+              <w:rPr>
+                <w:sz w:val="20"/>
+              </w:rPr>
               <w:t>5.06</w:t>
+            </w:r>
+          </w:p>
+        </w:tc>
+        <w:tc>
+          <w:tcPr>
+            <w:tcW w:type="dxa" w:w="1417"/>
+          </w:tcPr>
+          <w:p>
+            <w:r/>
+            <w:r>
+              <w:rPr>
+                <w:sz w:val="20"/>
+              </w:rPr>
+              <w:t>40.96</w:t>
+            </w:r>
+          </w:p>
+        </w:tc>
+        <w:tc>
+          <w:tcPr>
+            <w:tcW w:type="dxa" w:w="1701"/>
+          </w:tcPr>
+          <w:p>
+            <w:r/>
+            <w:r>
+              <w:rPr>
+                <w:sz w:val="20"/>
+              </w:rPr>
+              <w:t>Menor es mejor</w:t>
+            </w:r>
+          </w:p>
+        </w:tc>
+        <w:tc>
+          <w:tcPr>
+            <w:tcW w:type="dxa" w:w="2211"/>
+          </w:tcPr>
+          <w:p>
+            <w:r/>
+            <w:r>
+              <w:rPr>
+                <w:sz w:val="20"/>
+              </w:rPr>
+              <w:t>Tesseract (9× más rápido)</w:t>
             </w:r>
           </w:p>
         </w:tc>
       </w:tr>
     </w:tbl>
-    <w:p>
-      <w:r>
-        <w:rPr>
-          <w:sz w:val="22"/>
-        </w:rPr>
-        <w:t>Lecturas directas:</w:t>
-      </w:r>
-    </w:p>
-    <w:p>
-      <w:pPr>
-        <w:pStyle w:val="ListBullet"/>
-      </w:pPr>
-      <w:r>
-        <w:t>EasyOCR tiene CER 38% menor que Tesseract a nivel global — más preciso carácter a carácter.</w:t>
-      </w:r>
-    </w:p>
-    <w:p>
-      <w:pPr>
-        <w:pStyle w:val="ListBullet"/>
-      </w:pPr>
-      <w:r>
-        <w:t>Tesseract es 9× más rápido en CPU — menor costo operativo.</w:t>
-      </w:r>
-    </w:p>
-    <w:p>
-      <w:pPr>
-        <w:pStyle w:val="ListBullet"/>
-      </w:pPr>
-      <w:r>
-        <w:t>Tesseract tiene marginalmente mejor entity_recall global (+5 puntos) — mejor preservación de entidades en promedio.</w:t>
-      </w:r>
-    </w:p>
-    <w:p>
-      <w:pPr>
-        <w:pStyle w:val="Heading2"/>
-      </w:pPr>
-      <w:r>
-        <w:t>4.2 Desglose por tipología documental (el hallazgo principal)</w:t>
-      </w:r>
-    </w:p>
     <w:p>
       <w:pPr>
         <w:jc w:val="center"/>
@@ -3831,7 +4095,7 @@
       <w:r>
         <w:drawing>
           <wp:inline xmlns:a="http://schemas.openxmlformats.org/drawingml/2006/main" xmlns:pic="http://schemas.openxmlformats.org/drawingml/2006/picture">
-            <wp:extent cx="6120000" cy="2308837"/>
+            <wp:extent cx="6120000" cy="1978415"/>
             <wp:docPr id="3" name="Picture 3"/>
             <wp:cNvGraphicFramePr>
               <a:graphicFrameLocks noChangeAspect="1"/>
@@ -3840,7 +4104,7 @@
               <a:graphicData uri="http://schemas.openxmlformats.org/drawingml/2006/picture">
                 <pic:pic>
                   <pic:nvPicPr>
-                    <pic:cNvPr id="0" name="fig_comparacion_motores.png"/>
+                    <pic:cNvPr id="0" name="fig_metricas_comparacion.png"/>
                     <pic:cNvPicPr/>
                   </pic:nvPicPr>
                   <pic:blipFill>
@@ -3852,7 +4116,7 @@
                   <pic:spPr>
                     <a:xfrm>
                       <a:off x="0" y="0"/>
-                      <a:ext cx="6120000" cy="2308837"/>
+                      <a:ext cx="6120000" cy="1978415"/>
                     </a:xfrm>
                     <a:prstGeom prst="rect"/>
                   </pic:spPr>
@@ -3873,7 +4137,55 @@
           <w:color w:val="555555"/>
           <w:sz w:val="18"/>
         </w:rPr>
-        <w:t>Figura 3 — Comparación directa de motores OCR por tipología. Izquierda: CER (menor es mejor). Derecha: Entity Recall (mayor es mejor).</w:t>
+        <w:t>Figura 3. Comparación visual de las 4 métricas calculadas sobre el Gold Standard. El borde verde y la etiqueta "GANA" indican el motor vencedor en cada métrica.</w:t>
+      </w:r>
+    </w:p>
+    <w:p>
+      <w:r>
+        <w:rPr>
+          <w:sz w:val="22"/>
+        </w:rPr>
+        <w:t>Lectura global:</w:t>
+      </w:r>
+    </w:p>
+    <w:p>
+      <w:pPr>
+        <w:pStyle w:val="ListBullet"/>
+      </w:pPr>
+      <w:r>
+        <w:t>EasyOCR gana en métricas de calidad textual (CER y WER) con márgenes significativos.</w:t>
+      </w:r>
+    </w:p>
+    <w:p>
+      <w:pPr>
+        <w:pStyle w:val="ListBullet"/>
+      </w:pPr>
+      <w:r>
+        <w:t>Tesseract gana en entity_recall marginalmente (+10%) y en velocidad de forma decisiva (9×).</w:t>
+      </w:r>
+    </w:p>
+    <w:p>
+      <w:pPr>
+        <w:pStyle w:val="ListBullet"/>
+      </w:pPr>
+      <w:r>
+        <w:t>Ningún motor gana en las 4 métricas simultáneamente — hay compromisos inherentes.</w:t>
+      </w:r>
+    </w:p>
+    <w:p>
+      <w:pPr>
+        <w:pStyle w:val="Heading2"/>
+      </w:pPr>
+      <w:r>
+        <w:t>4.2 Análisis por tipología documental (el hallazgo principal)</w:t>
+      </w:r>
+    </w:p>
+    <w:p>
+      <w:r>
+        <w:rPr>
+          <w:sz w:val="22"/>
+        </w:rPr>
+        <w:t>La agregación global oculta un comportamiento crítico: cada motor domina tipologías documentales distintas. Esta tabla desglosa por tipología los resultados del CER y el entity_recall.</w:t>
       </w:r>
     </w:p>
     <w:tbl>
@@ -3911,7 +4223,7 @@
         </w:tc>
         <w:tc>
           <w:tcPr>
-            <w:tcW w:type="dxa" w:w="1134"/>
+            <w:tcW w:type="dxa" w:w="1304"/>
             <w:shd w:fill="2E5C8A"/>
           </w:tcPr>
           <w:p>
@@ -3928,7 +4240,7 @@
         </w:tc>
         <w:tc>
           <w:tcPr>
-            <w:tcW w:type="dxa" w:w="1304"/>
+            <w:tcW w:type="dxa" w:w="1417"/>
             <w:shd w:fill="2E5C8A"/>
           </w:tcPr>
           <w:p>
@@ -3956,7 +4268,7 @@
                 <w:color w:val="FFFFFF"/>
                 <w:sz w:val="20"/>
               </w:rPr>
-              <w:t>EasyOCR ent.recall</w:t>
+              <w:t>EasyOCR ent.rec</w:t>
             </w:r>
           </w:p>
         </w:tc>
@@ -3973,13 +4285,13 @@
                 <w:color w:val="FFFFFF"/>
                 <w:sz w:val="20"/>
               </w:rPr>
-              <w:t>Tesseract ent.recall</w:t>
+              <w:t>Tesseract ent.rec</w:t>
             </w:r>
           </w:p>
         </w:tc>
         <w:tc>
           <w:tcPr>
-            <w:tcW w:type="dxa" w:w="2551"/>
+            <w:tcW w:type="dxa" w:w="1984"/>
             <w:shd w:fill="2E5C8A"/>
           </w:tcPr>
           <w:p>
@@ -3990,7 +4302,7 @@
                 <w:color w:val="FFFFFF"/>
                 <w:sz w:val="20"/>
               </w:rPr>
-              <w:t>Motor ganador</w:t>
+              <w:t>Ganador</w:t>
             </w:r>
           </w:p>
         </w:tc>
@@ -4006,13 +4318,13 @@
               <w:rPr>
                 <w:sz w:val="20"/>
               </w:rPr>
-              <w:t>Cédula</w:t>
+              <w:t>Cédula (6 docs)</w:t>
             </w:r>
           </w:p>
         </w:tc>
         <w:tc>
           <w:tcPr>
-            <w:tcW w:type="dxa" w:w="1134"/>
+            <w:tcW w:type="dxa" w:w="1304"/>
           </w:tcPr>
           <w:p>
             <w:r/>
@@ -4026,7 +4338,7 @@
         </w:tc>
         <w:tc>
           <w:tcPr>
-            <w:tcW w:type="dxa" w:w="1304"/>
+            <w:tcW w:type="dxa" w:w="1417"/>
           </w:tcPr>
           <w:p>
             <w:r/>
@@ -4068,7 +4380,7 @@
         </w:tc>
         <w:tc>
           <w:tcPr>
-            <w:tcW w:type="dxa" w:w="2551"/>
+            <w:tcW w:type="dxa" w:w="1984"/>
           </w:tcPr>
           <w:p>
             <w:r/>
@@ -4092,13 +4404,13 @@
               <w:rPr>
                 <w:sz w:val="20"/>
               </w:rPr>
-              <w:t>RUT</w:t>
+              <w:t>RUT (3 docs)</w:t>
             </w:r>
           </w:p>
         </w:tc>
         <w:tc>
           <w:tcPr>
-            <w:tcW w:type="dxa" w:w="1134"/>
+            <w:tcW w:type="dxa" w:w="1304"/>
           </w:tcPr>
           <w:p>
             <w:r/>
@@ -4112,7 +4424,7 @@
         </w:tc>
         <w:tc>
           <w:tcPr>
-            <w:tcW w:type="dxa" w:w="1304"/>
+            <w:tcW w:type="dxa" w:w="1417"/>
           </w:tcPr>
           <w:p>
             <w:r/>
@@ -4154,7 +4466,7 @@
         </w:tc>
         <w:tc>
           <w:tcPr>
-            <w:tcW w:type="dxa" w:w="2551"/>
+            <w:tcW w:type="dxa" w:w="1984"/>
           </w:tcPr>
           <w:p>
             <w:r/>
@@ -4162,7 +4474,7 @@
               <w:rPr>
                 <w:sz w:val="20"/>
               </w:rPr>
-              <w:t>EasyOCR (CER) / Tesseract (velocidad)</w:t>
+              <w:t>Mixto</w:t>
             </w:r>
           </w:p>
         </w:tc>
@@ -4178,13 +4490,13 @@
               <w:rPr>
                 <w:sz w:val="20"/>
               </w:rPr>
-              <w:t>Póliza</w:t>
+              <w:t>Póliza (3 docs)</w:t>
             </w:r>
           </w:p>
         </w:tc>
         <w:tc>
           <w:tcPr>
-            <w:tcW w:type="dxa" w:w="1134"/>
+            <w:tcW w:type="dxa" w:w="1304"/>
           </w:tcPr>
           <w:p>
             <w:r/>
@@ -4198,7 +4510,7 @@
         </w:tc>
         <w:tc>
           <w:tcPr>
-            <w:tcW w:type="dxa" w:w="1304"/>
+            <w:tcW w:type="dxa" w:w="1417"/>
           </w:tcPr>
           <w:p>
             <w:r/>
@@ -4240,7 +4552,7 @@
         </w:tc>
         <w:tc>
           <w:tcPr>
-            <w:tcW w:type="dxa" w:w="2551"/>
+            <w:tcW w:type="dxa" w:w="1984"/>
           </w:tcPr>
           <w:p>
             <w:r/>
@@ -4264,13 +4576,13 @@
               <w:rPr>
                 <w:sz w:val="20"/>
               </w:rPr>
-              <w:t>Cámara de Comercio</w:t>
+              <w:t>Cámara Comercio (3 docs)</w:t>
             </w:r>
           </w:p>
         </w:tc>
         <w:tc>
           <w:tcPr>
-            <w:tcW w:type="dxa" w:w="1134"/>
+            <w:tcW w:type="dxa" w:w="1304"/>
           </w:tcPr>
           <w:p>
             <w:r/>
@@ -4284,7 +4596,7 @@
         </w:tc>
         <w:tc>
           <w:tcPr>
-            <w:tcW w:type="dxa" w:w="1304"/>
+            <w:tcW w:type="dxa" w:w="1417"/>
           </w:tcPr>
           <w:p>
             <w:r/>
@@ -4326,7 +4638,7 @@
         </w:tc>
         <w:tc>
           <w:tcPr>
-            <w:tcW w:type="dxa" w:w="2551"/>
+            <w:tcW w:type="dxa" w:w="1984"/>
           </w:tcPr>
           <w:p>
             <w:r/>
@@ -4341,18 +4653,55 @@
       </w:tr>
     </w:tbl>
     <w:p>
+      <w:pPr>
+        <w:jc w:val="center"/>
+      </w:pPr>
+      <w:r>
+        <w:drawing>
+          <wp:inline xmlns:a="http://schemas.openxmlformats.org/drawingml/2006/main" xmlns:pic="http://schemas.openxmlformats.org/drawingml/2006/picture">
+            <wp:extent cx="6120000" cy="2308837"/>
+            <wp:docPr id="4" name="Picture 4"/>
+            <wp:cNvGraphicFramePr>
+              <a:graphicFrameLocks noChangeAspect="1"/>
+            </wp:cNvGraphicFramePr>
+            <a:graphic>
+              <a:graphicData uri="http://schemas.openxmlformats.org/drawingml/2006/picture">
+                <pic:pic>
+                  <pic:nvPicPr>
+                    <pic:cNvPr id="0" name="fig_comparacion_motores.png"/>
+                    <pic:cNvPicPr/>
+                  </pic:nvPicPr>
+                  <pic:blipFill>
+                    <a:blip r:embed="rId12"/>
+                    <a:stretch>
+                      <a:fillRect/>
+                    </a:stretch>
+                  </pic:blipFill>
+                  <pic:spPr>
+                    <a:xfrm>
+                      <a:off x="0" y="0"/>
+                      <a:ext cx="6120000" cy="2308837"/>
+                    </a:xfrm>
+                    <a:prstGeom prst="rect"/>
+                  </pic:spPr>
+                </pic:pic>
+              </a:graphicData>
+            </a:graphic>
+          </wp:inline>
+        </w:drawing>
+      </w:r>
+    </w:p>
+    <w:p>
+      <w:pPr>
+        <w:jc w:val="center"/>
+      </w:pPr>
       <w:r>
         <w:rPr>
-          <w:b/>
-          <w:sz w:val="22"/>
+          <w:i/>
+          <w:color w:val="555555"/>
+          <w:sz w:val="18"/>
         </w:rPr>
-        <w:t xml:space="preserve">Hallazgo principal: </w:t>
-      </w:r>
-      <w:r>
-        <w:rPr>
-          <w:sz w:val="22"/>
-        </w:rPr>
-        <w:t>no hay un motor "mejor" en absoluto. Cada motor domina tipologías distintas. EasyOCR gana en Cédulas (la tipología más numerosa del corpus, 32.9%), Tesseract gana en Pólizas y Cámara de Comercio. Este comportamiento de "régimen mixto" es la base de la decisión final.</w:t>
+        <w:t>Figura 4. Comparación por tipología documental. Izquierda: CER (menor es mejor). Derecha: Entity Recall (mayor es mejor). Se observa claramente el régimen mixto: EasyOCR domina Cédulas; Tesseract domina Cámara de Comercio.</w:t>
       </w:r>
     </w:p>
     <w:p>
@@ -4360,7 +4709,7 @@
         <w:pStyle w:val="Heading2"/>
       </w:pPr>
       <w:r>
-        <w:t>4.3 Casos extremos</w:t>
+        <w:t>4.3 Casos extremos y discrepancias</w:t>
       </w:r>
     </w:p>
     <w:p>
@@ -4368,7 +4717,7 @@
         <w:rPr>
           <w:sz w:val="22"/>
         </w:rPr>
-        <w:t>Los tres documentos con mayor diferencia de CER entre motores son TODOS Cédulas:</w:t>
+        <w:t>Los tres documentos con mayor diferencia de CER entre motores son todos Cédulas:</w:t>
       </w:r>
     </w:p>
     <w:tbl>
@@ -4634,7 +4983,7 @@
         <w:rPr>
           <w:sz w:val="22"/>
         </w:rPr>
-        <w:t>Tesseract colapsa sistemáticamente en Cédulas (CER &gt; 0.9 = texto casi irrecuperable). Este patrón confirma que la elección del motor no puede hacerse con una métrica agregada — hay que ver el comportamiento por tipología.</w:t>
+        <w:t>Tesseract colapsa sistemáticamente en Cédulas (CER &gt; 0.9 significa texto prácticamente irrecuperable). Este patrón confirma que la decisión de motor no puede basarse únicamente en métricas agregadas — hay que analizar el comportamiento por tipología.</w:t>
       </w:r>
     </w:p>
     <w:p>
@@ -4642,7 +4991,7 @@
         <w:pStyle w:val="Heading2"/>
       </w:pPr>
       <w:r>
-        <w:t>4.4 Interpretación técnica</w:t>
+        <w:t>4.4 Interpretación técnica de los resultados</w:t>
       </w:r>
     </w:p>
     <w:p>
@@ -4657,7 +5006,7 @@
         <w:rPr>
           <w:sz w:val="22"/>
         </w:rPr>
-        <w:t>La cédula colombiana combina condiciones adversas para un clasificador LSTM clásico: texto pequeño (~6-8 pt), hologramas superpuestos, columnas apretadas, bajo contraste. Tesseract pasa la imagen completa al LSTM, que se satura. EasyOCR (vía CRAFT) detecta regiones de texto antes de reconocer, aislando el ruido visual — estrategia documentada como ventajosa en Baek et al. 2019.</w:t>
+        <w:t>La cédula colombiana combina condiciones adversas para un clasificador LSTM clásico: texto pequeño (6-8 pt), hologramas superpuestos, columnas apretadas y bajo contraste. Tesseract pasa la imagen completa al LSTM, que se satura. En contraste, EasyOCR detecta regiones de texto primero (mediante CRAFT) y luego reconoce cada región por separado, aislando el ruido visual. Esta estrategia de detección previa está documentada como ventajosa en Baek et al. 2019.</w:t>
       </w:r>
     </w:p>
     <w:p>
@@ -4666,13 +5015,13 @@
           <w:b/>
           <w:sz w:val="22"/>
         </w:rPr>
-        <w:t xml:space="preserve">¿Por qué Tesseract gana en CC? </w:t>
+        <w:t xml:space="preserve">¿Por qué Tesseract gana en Cámara de Comercio? </w:t>
       </w:r>
       <w:r>
         <w:rPr>
           <w:sz w:val="22"/>
         </w:rPr>
-        <w:t>Los certificados de Cámara de Comercio son el antípoda: texto estándar, sin hologramas, columnas anchas, alto contraste. En este régimen el LSTM clásico funciona excelente y gana por velocidad (9× más rápido que EasyOCR).</w:t>
+        <w:t>Los certificados de CC son el antípoda: texto estándar de 9-10 pt, sin elementos superpuestos, columnas anchas, alto contraste. En este régimen el LSTM clásico funciona excelentemente y gana adicionalmente por velocidad (9× más rápido que EasyOCR).</w:t>
       </w:r>
     </w:p>
     <w:p>
@@ -4685,7 +5034,7 @@
         <w:pStyle w:val="Heading1"/>
       </w:pPr>
       <w:r>
-        <w:t>5. La decisión y su justificación</w:t>
+        <w:t>5. Decisión final y justificación</w:t>
       </w:r>
     </w:p>
     <w:p>
@@ -4696,7 +5045,7 @@
         <w:drawing>
           <wp:inline xmlns:a="http://schemas.openxmlformats.org/drawingml/2006/main" xmlns:pic="http://schemas.openxmlformats.org/drawingml/2006/picture">
             <wp:extent cx="5040000" cy="3100557"/>
-            <wp:docPr id="4" name="Picture 4"/>
+            <wp:docPr id="5" name="Picture 5"/>
             <wp:cNvGraphicFramePr>
               <a:graphicFrameLocks noChangeAspect="1"/>
             </wp:cNvGraphicFramePr>
@@ -4708,7 +5057,7 @@
                     <pic:cNvPicPr/>
                   </pic:nvPicPr>
                   <pic:blipFill>
-                    <a:blip r:embed="rId12"/>
+                    <a:blip r:embed="rId13"/>
                     <a:stretch>
                       <a:fillRect/>
                     </a:stretch>
@@ -4737,7 +5086,7 @@
           <w:color w:val="555555"/>
           <w:sz w:val="18"/>
         </w:rPr>
-        <w:t>Figura 4 — Compromiso calidad vs velocidad. El punto ideal está abajo-izquierda (bajo CER, baja latencia).</w:t>
+        <w:t>Figura 5. Compromiso calidad vs velocidad. El punto ideal está en la esquina inferior-izquierda (bajo CER, baja latencia).</w:t>
       </w:r>
     </w:p>
     <w:p>
@@ -4745,7 +5094,7 @@
         <w:pStyle w:val="Heading2"/>
       </w:pPr>
       <w:r>
-        <w:t>5.1 La regla de decisión (definida ANTES del experimento)</w:t>
+        <w:t>5.1 Regla de decisión preestablecida</w:t>
       </w:r>
     </w:p>
     <w:p>
@@ -4753,7 +5102,7 @@
         <w:rPr>
           <w:sz w:val="22"/>
         </w:rPr>
-        <w:t>Para garantizar objetividad, la regla de decisión se definió por escrito antes de ejecutar el benchmark. Esto evita el sesgo de adaptar la regla a los resultados.</w:t>
+        <w:t>Para garantizar objetividad metodológica, la regla de decisión se definió por escrito antes de ejecutar el benchmark. Este orden previene el sesgo de adaptar la regla a los resultados.</w:t>
       </w:r>
     </w:p>
     <w:p>
@@ -4766,11 +5115,11 @@
           <w:rFonts w:ascii="Consolas" w:hAnsi="Consolas"/>
           <w:sz w:val="18"/>
         </w:rPr>
-        <w:t>Regla 1: gana el motor con menor CER global, si su tiempo es &lt; 2× el del motor más rápido</w:t>
+        <w:t>Regla 1: gana el motor con menor CER global, si su tiempo es menor a 2× el del motor más rápido.</w:t>
         <w:br/>
-        <w:t>Regla 2: si hay empate en CER (diferencia &lt; 2%), gana el de mayor entity_recall</w:t>
+        <w:t>Regla 2: si hay empate en CER (diferencia &lt; 2%), gana el motor de mayor entity_recall.</w:t>
         <w:br/>
-        <w:t>Regla 3: si cada motor domina una tipología distinta, implementar selector híbrido</w:t>
+        <w:t>Regla 3: si cada motor domina tipologías distintas, implementar selector híbrido.</w:t>
       </w:r>
     </w:p>
     <w:p>
@@ -4778,31 +5127,59 @@
         <w:pStyle w:val="Heading2"/>
       </w:pPr>
       <w:r>
-        <w:t>5.2 Aplicación de la regla a nuestros resultados</w:t>
+        <w:t>5.2 Aplicación de la regla a los resultados</w:t>
       </w:r>
     </w:p>
     <w:p>
-      <w:pPr>
-        <w:pStyle w:val="ListNumber"/>
-      </w:pPr>
       <w:r>
-        <w:t>Regla 1: EasyOCR tiene menor CER global (0.276 vs 0.446), PERO es 9× más lento que Tesseract. No cumple la restricción de tiempo (9 &gt; 2×). No gana por regla 1.</w:t>
+        <w:rPr>
+          <w:b/>
+          <w:sz w:val="22"/>
+        </w:rPr>
+        <w:t xml:space="preserve">Regla 1: </w:t>
+      </w:r>
+      <w:r>
+        <w:rPr>
+          <w:sz w:val="22"/>
+        </w:rPr>
+        <w:t>EasyOCR tiene menor CER global (0.276 vs 0.446), pero es 9× más lento que Tesseract. 9 &gt; 2, por tanto no cumple la restricción de tiempo. No gana por regla 1.</w:t>
       </w:r>
     </w:p>
     <w:p>
-      <w:pPr>
-        <w:pStyle w:val="ListNumber"/>
-      </w:pPr>
       <w:r>
-        <w:t>Regla 2: la diferencia CER (17 puntos absolutos) &gt; 2%. La regla de empate no aplica.</w:t>
+        <w:rPr>
+          <w:b/>
+          <w:sz w:val="22"/>
+        </w:rPr>
+        <w:t xml:space="preserve">Regla 2: </w:t>
+      </w:r>
+      <w:r>
+        <w:rPr>
+          <w:sz w:val="22"/>
+        </w:rPr>
+        <w:t>la diferencia de CER (17 puntos absolutos) es &gt; 2%. La regla de empate no aplica.</w:t>
       </w:r>
     </w:p>
     <w:p>
-      <w:pPr>
-        <w:pStyle w:val="ListNumber"/>
-      </w:pPr>
       <w:r>
-        <w:t>Regla 3: cada motor domina tipologías distintas (EasyOCR en Cédulas; Tesseract en CC/Pólizas). APLICA.</w:t>
+        <w:rPr>
+          <w:b/>
+          <w:sz w:val="22"/>
+        </w:rPr>
+        <w:t xml:space="preserve">Regla 3: </w:t>
+      </w:r>
+      <w:r>
+        <w:rPr>
+          <w:sz w:val="22"/>
+        </w:rPr>
+        <w:t xml:space="preserve">cada motor domina tipologías distintas (EasyOCR en Cédulas; Tesseract en Cámara de Comercio y Póliza). </w:t>
+      </w:r>
+      <w:r>
+        <w:rPr>
+          <w:b/>
+          <w:sz w:val="22"/>
+        </w:rPr>
+        <w:t>Esta regla aplica.</w:t>
       </w:r>
     </w:p>
     <w:p>
@@ -4810,7 +5187,7 @@
         <w:pStyle w:val="Heading2"/>
       </w:pPr>
       <w:r>
-        <w:t>5.3 Decisión final</w:t>
+        <w:t>5.3 Decisión final: EasyOCR unificado</w:t>
       </w:r>
     </w:p>
     <w:p>
@@ -4818,7 +5195,7 @@
         <w:rPr>
           <w:sz w:val="22"/>
         </w:rPr>
-        <w:t>Formalmente la regla 3 sugiere un selector híbrido (un motor distinto por tipología). Sin embargo, el proyecto adoptó EasyOCR unificado para todos los documentos escaneados por las siguientes razones:</w:t>
+        <w:t>Formalmente la regla 3 sugiere un selector híbrido (un motor distinto por tipología). Sin embargo, el proyecto adoptó EasyOCR unificado para todos los documentos escaneados. Las razones de esta decisión arquitectural son:</w:t>
       </w:r>
     </w:p>
     <w:p>
@@ -4826,7 +5203,7 @@
         <w:pStyle w:val="ListBullet"/>
       </w:pPr>
       <w:r>
-        <w:t>Las Cédulas son la tipología MÁS numerosa del corpus (32.9%). EasyOCR es crítico para esta tipología, y su CER en las otras tipologías es aceptable (no catastrófico).</w:t>
+        <w:t>Las Cédulas son la tipología MÁS numerosa del corpus (32.9%, 334 documentos). EasyOCR es crítico para esta tipología, y su CER en las otras tipologías es aceptable (no catastrófico).</w:t>
       </w:r>
     </w:p>
     <w:p>
@@ -4834,7 +5211,7 @@
         <w:pStyle w:val="ListBullet"/>
       </w:pPr>
       <w:r>
-        <w:t>Simplicidad del pipeline: un solo motor reduce puntos de falla, facilita mantenimiento, y evita ramificaciones condicionales en el código productivo.</w:t>
+        <w:t>Simplicidad del pipeline: un solo motor reduce puntos de falla, facilita mantenimiento y evita ramificaciones condicionales en el código productivo.</w:t>
       </w:r>
     </w:p>
     <w:p>
@@ -4842,7 +5219,7 @@
         <w:pStyle w:val="ListBullet"/>
       </w:pPr>
       <w:r>
-        <w:t>Con GPU futuro: EasyOCR pasa de 46 s/pág a ~1 s/pág (40× más rápido). Esto elimina la ventaja principal de Tesseract.</w:t>
+        <w:t>Con GPU futuro: EasyOCR pasa de 46 s/pág a ~1 s/pág (40× más rápido). Esto elimina la ventaja principal de Tesseract y unifica el pipeline en un solo motor de alta calidad.</w:t>
       </w:r>
     </w:p>
     <w:p>
@@ -4858,7 +5235,7 @@
         <w:pStyle w:val="Heading2"/>
       </w:pPr>
       <w:r>
-        <w:t>5.4 Validación posterior (corrida productiva)</w:t>
+        <w:t>5.4 Validación posterior en producción</w:t>
       </w:r>
     </w:p>
     <w:p>
@@ -4866,7 +5243,7 @@
         <w:rPr>
           <w:sz w:val="22"/>
         </w:rPr>
-        <w:t>Al aplicar EasyOCR al corpus completo de 1,678 páginas escaneadas (Notebook 05, corrida overnight de 23 horas), se midió el CER y el entity recall contra el mismo gold seed para verificar que la decisión del benchmark se sostiene a escala productiva.</w:t>
+        <w:t>Para verificar que la decisión del benchmark se sostiene a escala productiva, se ejecutó EasyOCR sobre el corpus completo de 1,678 páginas escaneadas (Notebook 05, corrida overnight de 23 horas). Las métricas se midieron nuevamente contra el mismo Gold Standard.</w:t>
       </w:r>
     </w:p>
     <w:tbl>
@@ -4947,7 +5324,7 @@
                 <w:color w:val="FFFFFF"/>
                 <w:sz w:val="20"/>
               </w:rPr>
-              <w:t>Delta</w:t>
+              <w:t>Variación</w:t>
             </w:r>
           </w:p>
         </w:tc>
@@ -5021,7 +5398,7 @@
               <w:rPr>
                 <w:sz w:val="20"/>
               </w:rPr>
-              <w:t>Entity recall</w:t>
+              <w:t>Entity Recall</w:t>
             </w:r>
           </w:p>
         </w:tc>
@@ -5063,7 +5440,7 @@
               <w:rPr>
                 <w:sz w:val="20"/>
               </w:rPr>
-              <w:t>+16% (mejora)</w:t>
+              <w:t>+16% (mejora sustancial)</w:t>
             </w:r>
           </w:p>
         </w:tc>
@@ -5337,7 +5714,7 @@
               <w:rPr>
                 <w:sz w:val="20"/>
               </w:rPr>
-              <w:t>5.5.0 (spa.traineddata en tessdata/ local del proyecto)</w:t>
+              <w:t>5.5.0 (spa.traineddata en tessdata/ local)</w:t>
             </w:r>
           </w:p>
         </w:tc>
@@ -5353,7 +5730,7 @@
               <w:rPr>
                 <w:sz w:val="20"/>
               </w:rPr>
-              <w:t>Ambiente</w:t>
+              <w:t>Entorno</w:t>
             </w:r>
           </w:p>
         </w:tc>
@@ -5391,7 +5768,7 @@
         <w:rPr>
           <w:sz w:val="22"/>
         </w:rPr>
-        <w:t>Figura generada por el Notebook 03 al finalizar el benchmark. Izquierda: barras de CER medio por motor y tipología. Derecha: scatter de cada punto de datos (15 docs × 2 motores = 30 puntos) en el plano CER vs segundos/página.</w:t>
+        <w:t>Figura oficial generada por el Notebook 03 al finalizar el benchmark. Izquierda: barras de CER medio por motor y tipología. Derecha: scatter con los 30 puntos de datos individuales (15 documentos × 2 motores) en el plano CER vs segundos/página.</w:t>
       </w:r>
     </w:p>
     <w:p>
@@ -5402,7 +5779,7 @@
         <w:drawing>
           <wp:inline xmlns:a="http://schemas.openxmlformats.org/drawingml/2006/main" xmlns:pic="http://schemas.openxmlformats.org/drawingml/2006/picture">
             <wp:extent cx="6120000" cy="2148784"/>
-            <wp:docPr id="5" name="Picture 5"/>
+            <wp:docPr id="6" name="Picture 6"/>
             <wp:cNvGraphicFramePr>
               <a:graphicFrameLocks noChangeAspect="1"/>
             </wp:cNvGraphicFramePr>
@@ -5414,7 +5791,7 @@
                     <pic:cNvPicPr/>
                   </pic:nvPicPr>
                   <pic:blipFill>
-                    <a:blip r:embed="rId13"/>
+                    <a:blip r:embed="rId14"/>
                     <a:stretch>
                       <a:fillRect/>
                     </a:stretch>
@@ -5443,7 +5820,7 @@
           <w:color w:val="555555"/>
           <w:sz w:val="18"/>
         </w:rPr>
-        <w:t>Figura 5 — Benchmark OCR oficial (fig11_ocr_benchmark.png, generada por el notebook).</w:t>
+        <w:t>Figura 6. Benchmark OCR oficial (fig11_ocr_benchmark.png). Este gráfico fue generado automáticamente por el notebook de benchmark sobre los datos reales.</w:t>
       </w:r>
     </w:p>
     <w:p>
@@ -5464,7 +5841,7 @@
         <w:rPr>
           <w:sz w:val="22"/>
         </w:rPr>
-        <w:t>Todas las referencias son verificables en línea con DOI, arXiv ID o URL institucional oficial.</w:t>
+        <w:t>Todas las referencias son verificables en línea mediante DOI, arXiv ID o URL institucional oficial.</w:t>
       </w:r>
     </w:p>
     <w:p>
@@ -5472,7 +5849,7 @@
         <w:pStyle w:val="Heading2"/>
       </w:pPr>
       <w:r>
-        <w:t>Sobre gold standards y evaluación científica</w:t>
+        <w:t>7.1 Gold Standards y metodología de evaluación</w:t>
       </w:r>
     </w:p>
     <w:p>
@@ -5480,7 +5857,7 @@
         <w:ind w:left="283"/>
       </w:pPr>
       <w:r>
-        <w:t>[1] Manning, C. D., Raghavan, P., Schütze, H. (2008). Introduction to Information Retrieval. Cambridge University Press — Capítulo 8 "Evaluation in Information Retrieval". https://nlp.stanford.edu/IR-book/</w:t>
+        <w:t>[1] Manning, C. D., Raghavan, P., Schütze, H. (2008). Introduction to Information Retrieval. Cambridge University Press — Capítulo 8. https://nlp.stanford.edu/IR-book/</w:t>
       </w:r>
     </w:p>
     <w:p>
@@ -5512,7 +5889,7 @@
         <w:pStyle w:val="Heading2"/>
       </w:pPr>
       <w:r>
-        <w:t>Sobre los motores OCR evaluados</w:t>
+        <w:t>7.2 Motores OCR evaluados</w:t>
       </w:r>
     </w:p>
     <w:p>
@@ -5576,7 +5953,7 @@
         <w:pStyle w:val="Heading2"/>
       </w:pPr>
       <w:r>
-        <w:t>Sobre las métricas utilizadas</w:t>
+        <w:t>7.3 Métricas de evaluación</w:t>
       </w:r>
     </w:p>
     <w:p>
@@ -5608,7 +5985,7 @@
         <w:pStyle w:val="Heading2"/>
       </w:pPr>
       <w:r>
-        <w:t>Referencias contextuales del proyecto</w:t>
+        <w:t>7.4 Referencias contextuales del proyecto</w:t>
       </w:r>
     </w:p>
     <w:p>
@@ -5616,7 +5993,7 @@
         <w:ind w:left="283"/>
       </w:pPr>
       <w:r>
-        <w:t>[15] Ratner, A. et al. (2018). Snorkel: Rapid Training Data Creation with Weak Supervision. VLDB 2018 — fundamenta el flujo de pre-anotación automática post-OCR. https://arxiv.org/abs/1711.10160</w:t>
+        <w:t>[15] Ratner, A. et al. (2018). Snorkel: Rapid Training Data Creation with Weak Supervision. VLDB 2018. https://arxiv.org/abs/1711.10160</w:t>
       </w:r>
     </w:p>
     <w:p>
@@ -5637,7 +6014,7 @@
         <w:pStyle w:val="Heading1"/>
       </w:pPr>
       <w:r>
-        <w:t>Apéndice A — Tabla completa de resultados por motor × tipología</w:t>
+        <w:t>Apéndice A — Output real del notebook (tabla completa de resultados)</w:t>
       </w:r>
     </w:p>
     <w:p>
@@ -5645,7 +6022,7 @@
         <w:rPr>
           <w:sz w:val="22"/>
         </w:rPr>
-        <w:t>Extracto del output real del Notebook 03 (celda 27):</w:t>
+        <w:t>Extracto directo del output del Notebook 03 (celda 27):</w:t>
       </w:r>
     </w:p>
     <w:p>
@@ -5696,7 +6073,7 @@
         <w:rPr>
           <w:sz w:val="22"/>
         </w:rPr>
-        <w:t xml:space="preserve"> (30 filas, commiteable), </w:t>
+        <w:t xml:space="preserve"> (30 filas individuales, commiteable) · </w:t>
       </w:r>
       <w:r>
         <w:rPr>
@@ -5709,7 +6086,7 @@
         <w:rPr>
           <w:sz w:val="22"/>
         </w:rPr>
-        <w:t xml:space="preserve"> (8 filas agregadas, commiteable), </w:t>
+        <w:t xml:space="preserve"> (8 filas agregadas, commiteable) · </w:t>
       </w:r>
       <w:r>
         <w:rPr>
@@ -5722,7 +6099,7 @@
         <w:rPr>
           <w:sz w:val="22"/>
         </w:rPr>
-        <w:t xml:space="preserve"> (Figura 5).</w:t>
+        <w:t xml:space="preserve"> (Figura 6).</w:t>
       </w:r>
     </w:p>
     <w:p>
@@ -5821,7 +6198,7 @@
               <w:rPr>
                 <w:sz w:val="20"/>
               </w:rPr>
-              <w:t>Bitácora completa del benchmark</w:t>
+              <w:t>Bitácora completa del benchmark OCR</w:t>
             </w:r>
           </w:p>
         </w:tc>
